--- a/00-首页/题组Word/习题书/第三篇-有机化学/7-金属有机与偶联反应-学生版-打印版.docx
+++ b/00-首页/题组Word/习题书/第三篇-有机化学/7-金属有机与偶联反应-学生版-打印版.docx
@@ -21161,14 +21161,18 @@
         </w:rPr>
         <w:t xml:space="preserve">：</w:t>
       </w:r>
-    </w:p>
-    <w:p>
-      <w:pPr>
-        <w:numPr>
-          <w:ilvl w:val="0"/>
-          <w:numId w:val="1015"/>
-        </w:numPr>
-      </w:pPr>
+      <w:r>
+        <w:rPr>
+          <w:rFonts w:ascii="Times New Roman" w:hAnsi="Times New Roman" w:eastAsia="Times New Roman" w:cs="Times New Roman"/>
+        </w:rPr>
+        <w:t xml:space="preserve"> </w:t>
+      </w:r>
+      <w:r>
+        <w:rPr>
+          <w:rFonts w:ascii="Times New Roman" w:hAnsi="Times New Roman" w:eastAsia="Times New Roman" w:cs="Times New Roman"/>
+        </w:rPr>
+        <w:t xml:space="preserve">1. </w:t>
+      </w:r>
       <w:r>
         <w:rPr>
           <w:rFonts w:hint="eastAsia" w:ascii="Times New Roman" w:hAnsi="Times New Roman" w:eastAsia="FangSong" w:cs="Times New Roman"/>
@@ -21181,29 +21185,30 @@
         </w:rPr>
         <w:t>：</w:t>
       </w:r>
-    </w:p>
-    <w:p>
-      <w:pPr>
-        <w:pStyle w:val="Compact"/>
-        <w:numPr>
-          <w:ilvl w:val="1"/>
-          <w:numId w:val="1016"/>
-        </w:numPr>
-      </w:pPr>
-      <w:r>
-        <w:rPr>
-          <w:rFonts w:ascii="Times New Roman" w:hAnsi="Times New Roman" w:eastAsia="Times New Roman" w:cs="Times New Roman"/>
-        </w:rPr>
-        <w:t xml:space="preserve">Boc、Cbz、Bn、Ms、Ts、Tf、TBDPS、PMB</w:t>
-      </w:r>
-    </w:p>
-    <w:p>
-      <w:pPr>
-        <w:numPr>
-          <w:ilvl w:val="0"/>
-          <w:numId w:val="1015"/>
-        </w:numPr>
-      </w:pPr>
+      <w:r>
+        <w:rPr>
+          <w:rFonts w:ascii="Times New Roman" w:hAnsi="Times New Roman" w:eastAsia="Times New Roman" w:cs="Times New Roman"/>
+        </w:rPr>
+        <w:t xml:space="preserve"> </w:t>
+      </w:r>
+      <w:r>
+        <w:rPr>
+          <w:rFonts w:ascii="Times New Roman" w:hAnsi="Times New Roman" w:eastAsia="Times New Roman" w:cs="Times New Roman"/>
+        </w:rPr>
+        <w:t xml:space="preserve">- Boc、Cbz、Bn、Ms、Ts、Tf、TBDPS、PMB</w:t>
+      </w:r>
+      <w:r>
+        <w:rPr>
+          <w:rFonts w:ascii="Times New Roman" w:hAnsi="Times New Roman" w:eastAsia="Times New Roman" w:cs="Times New Roman"/>
+        </w:rPr>
+        <w:t xml:space="preserve"> </w:t>
+      </w:r>
+      <w:r>
+        <w:rPr>
+          <w:rFonts w:ascii="Times New Roman" w:hAnsi="Times New Roman" w:eastAsia="Times New Roman" w:cs="Times New Roman"/>
+        </w:rPr>
+        <w:t xml:space="preserve">2. </w:t>
+      </w:r>
       <w:r>
         <w:rPr>
           <w:rFonts w:hint="eastAsia" w:ascii="Times New Roman" w:hAnsi="Times New Roman" w:eastAsia="FangSong" w:cs="Times New Roman"/>
@@ -21228,14 +21233,18 @@
         </w:rPr>
         <w:t>？</w:t>
       </w:r>
-    </w:p>
-    <w:p>
-      <w:pPr>
-        <w:numPr>
-          <w:ilvl w:val="0"/>
-          <w:numId w:val="1015"/>
-        </w:numPr>
-      </w:pPr>
+      <w:r>
+        <w:rPr>
+          <w:rFonts w:ascii="Times New Roman" w:hAnsi="Times New Roman" w:eastAsia="Times New Roman" w:cs="Times New Roman"/>
+        </w:rPr>
+        <w:t xml:space="preserve"> </w:t>
+      </w:r>
+      <w:r>
+        <w:rPr>
+          <w:rFonts w:ascii="Times New Roman" w:hAnsi="Times New Roman" w:eastAsia="Times New Roman" w:cs="Times New Roman"/>
+        </w:rPr>
+        <w:t xml:space="preserve">3. </w:t>
+      </w:r>
       <w:r>
         <w:rPr>
           <w:rFonts w:hint="eastAsia" w:ascii="Times New Roman" w:hAnsi="Times New Roman" w:eastAsia="Times New Roman" w:cs="Times New Roman"/>
@@ -21254,14 +21263,18 @@
         </w:rPr>
         <w:t>？</w:t>
       </w:r>
-    </w:p>
-    <w:p>
-      <w:pPr>
-        <w:numPr>
-          <w:ilvl w:val="0"/>
-          <w:numId w:val="1015"/>
-        </w:numPr>
-      </w:pPr>
+      <w:r>
+        <w:rPr>
+          <w:rFonts w:ascii="Times New Roman" w:hAnsi="Times New Roman" w:eastAsia="Times New Roman" w:cs="Times New Roman"/>
+        </w:rPr>
+        <w:t xml:space="preserve"> </w:t>
+      </w:r>
+      <w:r>
+        <w:rPr>
+          <w:rFonts w:ascii="Times New Roman" w:hAnsi="Times New Roman" w:eastAsia="Times New Roman" w:cs="Times New Roman"/>
+        </w:rPr>
+        <w:t xml:space="preserve">4. </w:t>
+      </w:r>
       <w:r>
         <w:rPr>
           <w:rFonts w:hint="eastAsia" w:ascii="Times New Roman" w:hAnsi="Times New Roman" w:eastAsia="Times New Roman" w:cs="Times New Roman"/>
@@ -27255,7 +27268,7 @@
         <w:pStyle w:val="Compact"/>
         <w:numPr>
           <w:ilvl w:val="0"/>
-          <w:numId w:val="1017"/>
+          <w:numId w:val="1015"/>
         </w:numPr>
       </w:pPr>
       <w:r>
@@ -27297,7 +27310,7 @@
         <w:pStyle w:val="Compact"/>
         <w:numPr>
           <w:ilvl w:val="0"/>
-          <w:numId w:val="1017"/>
+          <w:numId w:val="1015"/>
         </w:numPr>
       </w:pPr>
       <w:r>
@@ -27359,7 +27372,7 @@
         <w:pStyle w:val="Compact"/>
         <w:numPr>
           <w:ilvl w:val="0"/>
-          <w:numId w:val="1017"/>
+          <w:numId w:val="1015"/>
         </w:numPr>
       </w:pPr>
       <w:r>
@@ -27649,7 +27662,7 @@
         <w:pStyle w:val="Compact"/>
         <w:numPr>
           <w:ilvl w:val="0"/>
-          <w:numId w:val="1018"/>
+          <w:numId w:val="1016"/>
         </w:numPr>
       </w:pPr>
       <w:r>
@@ -27696,7 +27709,7 @@
         <w:pStyle w:val="Compact"/>
         <w:numPr>
           <w:ilvl w:val="0"/>
-          <w:numId w:val="1018"/>
+          <w:numId w:val="1016"/>
         </w:numPr>
       </w:pPr>
       <w:r>
@@ -27717,7 +27730,7 @@
         <w:pStyle w:val="Compact"/>
         <w:numPr>
           <w:ilvl w:val="0"/>
-          <w:numId w:val="1018"/>
+          <w:numId w:val="1016"/>
         </w:numPr>
       </w:pPr>
       <w:r>
@@ -27732,7 +27745,7 @@
         <w:pStyle w:val="Compact"/>
         <w:numPr>
           <w:ilvl w:val="0"/>
-          <w:numId w:val="1018"/>
+          <w:numId w:val="1016"/>
         </w:numPr>
       </w:pPr>
       <w:r>
@@ -27747,7 +27760,7 @@
         <w:pStyle w:val="Compact"/>
         <w:numPr>
           <w:ilvl w:val="0"/>
-          <w:numId w:val="1018"/>
+          <w:numId w:val="1016"/>
         </w:numPr>
       </w:pPr>
       <w:r>
@@ -27781,7 +27794,7 @@
         <w:pStyle w:val="Compact"/>
         <w:numPr>
           <w:ilvl w:val="0"/>
-          <w:numId w:val="1018"/>
+          <w:numId w:val="1016"/>
         </w:numPr>
       </w:pPr>
       <w:r>
@@ -29048,42 +29061,9 @@
     </w:lvlOverride>
   </w:num>
   <w:num w:numId="1015">
-    <w:abstractNumId w:val="99411"/>
-    <w:lvlOverride w:ilvl="0">
-      <w:startOverride w:val="1"/>
-    </w:lvlOverride>
-    <w:lvlOverride w:ilvl="1">
-      <w:startOverride w:val="1"/>
-    </w:lvlOverride>
-    <w:lvlOverride w:ilvl="2">
-      <w:startOverride w:val="1"/>
-    </w:lvlOverride>
-    <w:lvlOverride w:ilvl="3">
-      <w:startOverride w:val="1"/>
-    </w:lvlOverride>
-    <w:lvlOverride w:ilvl="4">
-      <w:startOverride w:val="1"/>
-    </w:lvlOverride>
-    <w:lvlOverride w:ilvl="5">
-      <w:startOverride w:val="1"/>
-    </w:lvlOverride>
-    <w:lvlOverride w:ilvl="6">
-      <w:startOverride w:val="1"/>
-    </w:lvlOverride>
-    <w:lvlOverride w:ilvl="7">
-      <w:startOverride w:val="1"/>
-    </w:lvlOverride>
-    <w:lvlOverride w:ilvl="8">
-      <w:startOverride w:val="1"/>
-    </w:lvlOverride>
+    <w:abstractNumId w:val="991"/>
   </w:num>
   <w:num w:numId="1016">
-    <w:abstractNumId w:val="991"/>
-  </w:num>
-  <w:num w:numId="1017">
-    <w:abstractNumId w:val="991"/>
-  </w:num>
-  <w:num w:numId="1018">
     <w:abstractNumId w:val="991"/>
   </w:num>
 </w:numbering>

--- a/00-首页/题组Word/习题书/第三篇-有机化学/7-金属有机与偶联反应-学生版-打印版.docx
+++ b/00-首页/题组Word/习题书/第三篇-有机化学/7-金属有机与偶联反应-学生版-打印版.docx
@@ -105,6 +105,21 @@
     </w:p>
     <w:p>
       <w:pPr>
+        <w:spacing w:before="0" w:after="0"/>
+      </w:pPr>
+    </w:p>
+    <w:p>
+      <w:pPr>
+        <w:spacing w:before="0" w:after="0"/>
+      </w:pPr>
+    </w:p>
+    <w:p>
+      <w:pPr>
+        <w:spacing w:before="0" w:after="0"/>
+      </w:pPr>
+    </w:p>
+    <w:p>
+      <w:pPr>
         <w:spacing w:before="160" w:after="80"/>
       </w:pPr>
       <w:r>
@@ -153,6 +168,21 @@
     </w:p>
     <w:p>
       <w:pPr>
+        <w:spacing w:before="0" w:after="0"/>
+      </w:pPr>
+    </w:p>
+    <w:p>
+      <w:pPr>
+        <w:spacing w:before="0" w:after="0"/>
+      </w:pPr>
+    </w:p>
+    <w:p>
+      <w:pPr>
+        <w:spacing w:before="0" w:after="0"/>
+      </w:pPr>
+    </w:p>
+    <w:p>
+      <w:pPr>
         <w:spacing w:before="160" w:after="80"/>
       </w:pPr>
       <w:r>
@@ -201,6 +231,21 @@
     </w:p>
     <w:p>
       <w:pPr>
+        <w:spacing w:before="0" w:after="0"/>
+      </w:pPr>
+    </w:p>
+    <w:p>
+      <w:pPr>
+        <w:spacing w:before="0" w:after="0"/>
+      </w:pPr>
+    </w:p>
+    <w:p>
+      <w:pPr>
+        <w:spacing w:before="0" w:after="0"/>
+      </w:pPr>
+    </w:p>
+    <w:p>
+      <w:pPr>
         <w:spacing w:before="160" w:after="80"/>
       </w:pPr>
       <w:r>
@@ -261,6 +306,21 @@
     </w:p>
     <w:p>
       <w:pPr>
+        <w:spacing w:before="0" w:after="0"/>
+      </w:pPr>
+    </w:p>
+    <w:p>
+      <w:pPr>
+        <w:spacing w:before="0" w:after="0"/>
+      </w:pPr>
+    </w:p>
+    <w:p>
+      <w:pPr>
+        <w:spacing w:before="0" w:after="0"/>
+      </w:pPr>
+    </w:p>
+    <w:p>
+      <w:pPr>
         <w:spacing w:before="160" w:after="80"/>
       </w:pPr>
       <w:r>
@@ -321,6 +381,21 @@
     </w:p>
     <w:p>
       <w:pPr>
+        <w:spacing w:before="0" w:after="0"/>
+      </w:pPr>
+    </w:p>
+    <w:p>
+      <w:pPr>
+        <w:spacing w:before="0" w:after="0"/>
+      </w:pPr>
+    </w:p>
+    <w:p>
+      <w:pPr>
+        <w:spacing w:before="0" w:after="0"/>
+      </w:pPr>
+    </w:p>
+    <w:p>
+      <w:pPr>
         <w:spacing w:before="160" w:after="80"/>
       </w:pPr>
       <w:r>
@@ -414,6 +489,21 @@
         </w:rPr>
         <w:t>。</w:t>
       </w:r>
+    </w:p>
+    <w:p>
+      <w:pPr>
+        <w:spacing w:before="0" w:after="0"/>
+      </w:pPr>
+    </w:p>
+    <w:p>
+      <w:pPr>
+        <w:spacing w:before="0" w:after="0"/>
+      </w:pPr>
+    </w:p>
+    <w:p>
+      <w:pPr>
+        <w:spacing w:before="0" w:after="0"/>
+      </w:pPr>
     </w:p>
     <w:p>
       <w:pPr>
@@ -623,6 +713,31 @@
     </w:p>
     <w:p>
       <w:pPr>
+        <w:spacing w:before="0" w:after="0"/>
+      </w:pPr>
+    </w:p>
+    <w:p>
+      <w:pPr>
+        <w:spacing w:before="0" w:after="0"/>
+      </w:pPr>
+    </w:p>
+    <w:p>
+      <w:pPr>
+        <w:spacing w:before="0" w:after="0"/>
+      </w:pPr>
+    </w:p>
+    <w:p>
+      <w:pPr>
+        <w:spacing w:before="0" w:after="0"/>
+      </w:pPr>
+    </w:p>
+    <w:p>
+      <w:pPr>
+        <w:spacing w:before="0" w:after="0"/>
+      </w:pPr>
+    </w:p>
+    <w:p>
+      <w:pPr>
         <w:spacing w:before="160" w:after="80"/>
       </w:pPr>
       <w:r>
@@ -713,6 +828,31 @@
     </w:p>
     <w:p>
       <w:pPr>
+        <w:spacing w:before="0" w:after="0"/>
+      </w:pPr>
+    </w:p>
+    <w:p>
+      <w:pPr>
+        <w:spacing w:before="0" w:after="0"/>
+      </w:pPr>
+    </w:p>
+    <w:p>
+      <w:pPr>
+        <w:spacing w:before="0" w:after="0"/>
+      </w:pPr>
+    </w:p>
+    <w:p>
+      <w:pPr>
+        <w:spacing w:before="0" w:after="0"/>
+      </w:pPr>
+    </w:p>
+    <w:p>
+      <w:pPr>
+        <w:spacing w:before="0" w:after="0"/>
+      </w:pPr>
+    </w:p>
+    <w:p>
+      <w:pPr>
         <w:spacing w:before="160" w:after="80"/>
       </w:pPr>
       <w:r>
@@ -773,6 +913,21 @@
     </w:p>
     <w:p>
       <w:pPr>
+        <w:spacing w:before="0" w:after="0"/>
+      </w:pPr>
+    </w:p>
+    <w:p>
+      <w:pPr>
+        <w:spacing w:before="0" w:after="0"/>
+      </w:pPr>
+    </w:p>
+    <w:p>
+      <w:pPr>
+        <w:spacing w:before="0" w:after="0"/>
+      </w:pPr>
+    </w:p>
+    <w:p>
+      <w:pPr>
         <w:spacing w:before="160" w:after="80"/>
       </w:pPr>
       <w:r>
@@ -821,6 +976,21 @@
     </w:p>
     <w:p>
       <w:pPr>
+        <w:spacing w:before="0" w:after="0"/>
+      </w:pPr>
+    </w:p>
+    <w:p>
+      <w:pPr>
+        <w:spacing w:before="0" w:after="0"/>
+      </w:pPr>
+    </w:p>
+    <w:p>
+      <w:pPr>
+        <w:spacing w:before="0" w:after="0"/>
+      </w:pPr>
+    </w:p>
+    <w:p>
+      <w:pPr>
         <w:spacing w:before="160" w:after="80"/>
       </w:pPr>
       <w:r>
@@ -911,6 +1081,21 @@
     </w:p>
     <w:p>
       <w:pPr>
+        <w:spacing w:before="0" w:after="0"/>
+      </w:pPr>
+    </w:p>
+    <w:p>
+      <w:pPr>
+        <w:spacing w:before="0" w:after="0"/>
+      </w:pPr>
+    </w:p>
+    <w:p>
+      <w:pPr>
+        <w:spacing w:before="0" w:after="0"/>
+      </w:pPr>
+    </w:p>
+    <w:p>
+      <w:pPr>
         <w:spacing w:before="160" w:after="80"/>
       </w:pPr>
       <w:r>
@@ -1037,6 +1222,21 @@
     </w:p>
     <w:p>
       <w:pPr>
+        <w:spacing w:before="0" w:after="0"/>
+      </w:pPr>
+    </w:p>
+    <w:p>
+      <w:pPr>
+        <w:spacing w:before="0" w:after="0"/>
+      </w:pPr>
+    </w:p>
+    <w:p>
+      <w:pPr>
+        <w:spacing w:before="0" w:after="0"/>
+      </w:pPr>
+    </w:p>
+    <w:p>
+      <w:pPr>
         <w:spacing w:before="160" w:after="80"/>
       </w:pPr>
       <w:r>
@@ -1144,6 +1344,21 @@
     </w:p>
     <w:p>
       <w:pPr>
+        <w:spacing w:before="0" w:after="0"/>
+      </w:pPr>
+    </w:p>
+    <w:p>
+      <w:pPr>
+        <w:spacing w:before="0" w:after="0"/>
+      </w:pPr>
+    </w:p>
+    <w:p>
+      <w:pPr>
+        <w:spacing w:before="0" w:after="0"/>
+      </w:pPr>
+    </w:p>
+    <w:p>
+      <w:pPr>
         <w:spacing w:before="160" w:after="80"/>
       </w:pPr>
       <w:r>
@@ -1196,7 +1411,7 @@
         </w:rPr>
         <w:drawing>
           <wp:inline>
-            <wp:extent cx="3600000" cy="1208731"/>
+            <wp:extent cx="3600000" cy="1197219"/>
             <wp:effectExtent b="0" l="0" r="0" t="0"/>
             <wp:docPr descr="" title="" id="27" name="Picture"/>
             <a:graphic>
@@ -1217,7 +1432,7 @@
                   <pic:spPr bwMode="auto">
                     <a:xfrm>
                       <a:off x="0" y="0"/>
-                      <a:ext cx="3600000" cy="1208731"/>
+                      <a:ext cx="3600000" cy="1197219"/>
                     </a:xfrm>
                     <a:prstGeom prst="rect">
                       <a:avLst/>
@@ -1269,6 +1484,21 @@
     </w:p>
     <w:p>
       <w:pPr>
+        <w:spacing w:before="0" w:after="0"/>
+      </w:pPr>
+    </w:p>
+    <w:p>
+      <w:pPr>
+        <w:spacing w:before="0" w:after="0"/>
+      </w:pPr>
+    </w:p>
+    <w:p>
+      <w:pPr>
+        <w:spacing w:before="0" w:after="0"/>
+      </w:pPr>
+    </w:p>
+    <w:p>
+      <w:pPr>
         <w:spacing w:before="160" w:after="80"/>
       </w:pPr>
       <w:r>
@@ -1396,6 +1626,46 @@
     </w:p>
     <w:p>
       <w:pPr>
+        <w:spacing w:before="0" w:after="0"/>
+      </w:pPr>
+    </w:p>
+    <w:p>
+      <w:pPr>
+        <w:spacing w:before="0" w:after="0"/>
+      </w:pPr>
+    </w:p>
+    <w:p>
+      <w:pPr>
+        <w:spacing w:before="0" w:after="0"/>
+      </w:pPr>
+    </w:p>
+    <w:p>
+      <w:pPr>
+        <w:spacing w:before="0" w:after="0"/>
+      </w:pPr>
+    </w:p>
+    <w:p>
+      <w:pPr>
+        <w:spacing w:before="0" w:after="0"/>
+      </w:pPr>
+    </w:p>
+    <w:p>
+      <w:pPr>
+        <w:spacing w:before="0" w:after="0"/>
+      </w:pPr>
+    </w:p>
+    <w:p>
+      <w:pPr>
+        <w:spacing w:before="0" w:after="0"/>
+      </w:pPr>
+    </w:p>
+    <w:p>
+      <w:pPr>
+        <w:spacing w:before="0" w:after="0"/>
+      </w:pPr>
+    </w:p>
+    <w:p>
+      <w:pPr>
         <w:spacing w:before="160" w:after="80"/>
       </w:pPr>
       <w:r>
@@ -1466,7 +1736,7 @@
         </w:rPr>
         <w:drawing>
           <wp:inline>
-            <wp:extent cx="3600000" cy="1294191"/>
+            <wp:extent cx="3588696" cy="1294191"/>
             <wp:effectExtent b="0" l="0" r="0" t="0"/>
             <wp:docPr descr="" title="" id="32" name="Picture"/>
             <a:graphic>
@@ -1487,7 +1757,7 @@
                   <pic:spPr bwMode="auto">
                     <a:xfrm>
                       <a:off x="0" y="0"/>
-                      <a:ext cx="3600000" cy="1294191"/>
+                      <a:ext cx="3588696" cy="1294191"/>
                     </a:xfrm>
                     <a:prstGeom prst="rect">
                       <a:avLst/>
@@ -1529,7 +1799,7 @@
         </w:rPr>
         <w:drawing>
           <wp:inline>
-            <wp:extent cx="3600000" cy="2573076"/>
+            <wp:extent cx="3586006" cy="2573076"/>
             <wp:effectExtent b="0" l="0" r="0" t="0"/>
             <wp:docPr descr="" title="" id="35" name="Picture"/>
             <a:graphic>
@@ -1550,7 +1820,7 @@
                   <pic:spPr bwMode="auto">
                     <a:xfrm>
                       <a:off x="0" y="0"/>
-                      <a:ext cx="3600000" cy="2573076"/>
+                      <a:ext cx="3586006" cy="2573076"/>
                     </a:xfrm>
                     <a:prstGeom prst="rect">
                       <a:avLst/>
@@ -1692,6 +1962,46 @@
     </w:p>
     <w:p>
       <w:pPr>
+        <w:spacing w:before="0" w:after="0"/>
+      </w:pPr>
+    </w:p>
+    <w:p>
+      <w:pPr>
+        <w:spacing w:before="0" w:after="0"/>
+      </w:pPr>
+    </w:p>
+    <w:p>
+      <w:pPr>
+        <w:spacing w:before="0" w:after="0"/>
+      </w:pPr>
+    </w:p>
+    <w:p>
+      <w:pPr>
+        <w:spacing w:before="0" w:after="0"/>
+      </w:pPr>
+    </w:p>
+    <w:p>
+      <w:pPr>
+        <w:spacing w:before="0" w:after="0"/>
+      </w:pPr>
+    </w:p>
+    <w:p>
+      <w:pPr>
+        <w:spacing w:before="0" w:after="0"/>
+      </w:pPr>
+    </w:p>
+    <w:p>
+      <w:pPr>
+        <w:spacing w:before="0" w:after="0"/>
+      </w:pPr>
+    </w:p>
+    <w:p>
+      <w:pPr>
+        <w:spacing w:before="0" w:after="0"/>
+      </w:pPr>
+    </w:p>
+    <w:p>
+      <w:pPr>
         <w:spacing w:before="160" w:after="80"/>
       </w:pPr>
       <w:r>
@@ -1750,7 +2060,7 @@
         </w:rPr>
         <w:drawing>
           <wp:inline>
-            <wp:extent cx="3600000" cy="617773"/>
+            <wp:extent cx="3600000" cy="616615"/>
             <wp:effectExtent b="0" l="0" r="0" t="0"/>
             <wp:docPr descr="" title="" id="39" name="Picture"/>
             <a:graphic>
@@ -1771,7 +2081,7 @@
                   <pic:spPr bwMode="auto">
                     <a:xfrm>
                       <a:off x="0" y="0"/>
-                      <a:ext cx="3600000" cy="617773"/>
+                      <a:ext cx="3600000" cy="616615"/>
                     </a:xfrm>
                     <a:prstGeom prst="rect">
                       <a:avLst/>
@@ -1859,6 +2169,31 @@
     </w:p>
     <w:p>
       <w:pPr>
+        <w:spacing w:before="0" w:after="0"/>
+      </w:pPr>
+    </w:p>
+    <w:p>
+      <w:pPr>
+        <w:spacing w:before="0" w:after="0"/>
+      </w:pPr>
+    </w:p>
+    <w:p>
+      <w:pPr>
+        <w:spacing w:before="0" w:after="0"/>
+      </w:pPr>
+    </w:p>
+    <w:p>
+      <w:pPr>
+        <w:spacing w:before="0" w:after="0"/>
+      </w:pPr>
+    </w:p>
+    <w:p>
+      <w:pPr>
+        <w:spacing w:before="0" w:after="0"/>
+      </w:pPr>
+    </w:p>
+    <w:p>
+      <w:pPr>
         <w:spacing w:before="160" w:after="80"/>
       </w:pPr>
       <w:r>
@@ -1941,7 +2276,7 @@
         </w:rPr>
         <w:drawing>
           <wp:inline>
-            <wp:extent cx="3600000" cy="1012289"/>
+            <wp:extent cx="3600000" cy="1002617"/>
             <wp:effectExtent b="0" l="0" r="0" t="0"/>
             <wp:docPr descr="" title="" id="43" name="Picture"/>
             <a:graphic>
@@ -1962,7 +2297,7 @@
                   <pic:spPr bwMode="auto">
                     <a:xfrm>
                       <a:off x="0" y="0"/>
-                      <a:ext cx="3600000" cy="1012289"/>
+                      <a:ext cx="3600000" cy="1002617"/>
                     </a:xfrm>
                     <a:prstGeom prst="rect">
                       <a:avLst/>
@@ -1993,7 +2328,7 @@
         </w:rPr>
         <w:drawing>
           <wp:inline>
-            <wp:extent cx="3600000" cy="1101098"/>
+            <wp:extent cx="3600000" cy="1076697"/>
             <wp:effectExtent b="0" l="0" r="0" t="0"/>
             <wp:docPr descr="" title="" id="46" name="Picture"/>
             <a:graphic>
@@ -2014,7 +2349,7 @@
                   <pic:spPr bwMode="auto">
                     <a:xfrm>
                       <a:off x="0" y="0"/>
-                      <a:ext cx="3600000" cy="1101098"/>
+                      <a:ext cx="3600000" cy="1076697"/>
                     </a:xfrm>
                     <a:prstGeom prst="rect">
                       <a:avLst/>
@@ -2060,6 +2395,46 @@
     </w:p>
     <w:p>
       <w:pPr>
+        <w:spacing w:before="0" w:after="0"/>
+      </w:pPr>
+    </w:p>
+    <w:p>
+      <w:pPr>
+        <w:spacing w:before="0" w:after="0"/>
+      </w:pPr>
+    </w:p>
+    <w:p>
+      <w:pPr>
+        <w:spacing w:before="0" w:after="0"/>
+      </w:pPr>
+    </w:p>
+    <w:p>
+      <w:pPr>
+        <w:spacing w:before="0" w:after="0"/>
+      </w:pPr>
+    </w:p>
+    <w:p>
+      <w:pPr>
+        <w:spacing w:before="0" w:after="0"/>
+      </w:pPr>
+    </w:p>
+    <w:p>
+      <w:pPr>
+        <w:spacing w:before="0" w:after="0"/>
+      </w:pPr>
+    </w:p>
+    <w:p>
+      <w:pPr>
+        <w:spacing w:before="0" w:after="0"/>
+      </w:pPr>
+    </w:p>
+    <w:p>
+      <w:pPr>
+        <w:spacing w:before="0" w:after="0"/>
+      </w:pPr>
+    </w:p>
+    <w:p>
+      <w:pPr>
         <w:spacing w:before="160" w:after="80"/>
       </w:pPr>
       <w:r>
@@ -2131,7 +2506,7 @@
         </w:rPr>
         <w:drawing>
           <wp:inline>
-            <wp:extent cx="3600000" cy="581497"/>
+            <wp:extent cx="3589422" cy="581497"/>
             <wp:effectExtent b="0" l="0" r="0" t="0"/>
             <wp:docPr descr="" title="" id="50" name="Picture"/>
             <a:graphic>
@@ -2152,7 +2527,7 @@
                   <pic:spPr bwMode="auto">
                     <a:xfrm>
                       <a:off x="0" y="0"/>
-                      <a:ext cx="3600000" cy="581497"/>
+                      <a:ext cx="3589422" cy="581497"/>
                     </a:xfrm>
                     <a:prstGeom prst="rect">
                       <a:avLst/>
@@ -2211,6 +2586,46 @@
     </w:p>
     <w:p>
       <w:pPr>
+        <w:spacing w:before="0" w:after="0"/>
+      </w:pPr>
+    </w:p>
+    <w:p>
+      <w:pPr>
+        <w:spacing w:before="0" w:after="0"/>
+      </w:pPr>
+    </w:p>
+    <w:p>
+      <w:pPr>
+        <w:spacing w:before="0" w:after="0"/>
+      </w:pPr>
+    </w:p>
+    <w:p>
+      <w:pPr>
+        <w:spacing w:before="0" w:after="0"/>
+      </w:pPr>
+    </w:p>
+    <w:p>
+      <w:pPr>
+        <w:spacing w:before="0" w:after="0"/>
+      </w:pPr>
+    </w:p>
+    <w:p>
+      <w:pPr>
+        <w:spacing w:before="0" w:after="0"/>
+      </w:pPr>
+    </w:p>
+    <w:p>
+      <w:pPr>
+        <w:spacing w:before="0" w:after="0"/>
+      </w:pPr>
+    </w:p>
+    <w:p>
+      <w:pPr>
+        <w:spacing w:before="0" w:after="0"/>
+      </w:pPr>
+    </w:p>
+    <w:p>
+      <w:pPr>
         <w:spacing w:before="160" w:after="80"/>
       </w:pPr>
       <w:r>
@@ -2287,7 +2702,7 @@
         </w:rPr>
         <w:drawing>
           <wp:inline>
-            <wp:extent cx="3600000" cy="1758054"/>
+            <wp:extent cx="3600000" cy="1713025"/>
             <wp:effectExtent b="0" l="0" r="0" t="0"/>
             <wp:docPr descr="" title="" id="54" name="Picture"/>
             <a:graphic>
@@ -2308,7 +2723,7 @@
                   <pic:spPr bwMode="auto">
                     <a:xfrm>
                       <a:off x="0" y="0"/>
-                      <a:ext cx="3600000" cy="1758054"/>
+                      <a:ext cx="3600000" cy="1713025"/>
                     </a:xfrm>
                     <a:prstGeom prst="rect">
                       <a:avLst/>
@@ -2354,6 +2769,46 @@
     </w:p>
     <w:p>
       <w:pPr>
+        <w:spacing w:before="0" w:after="0"/>
+      </w:pPr>
+    </w:p>
+    <w:p>
+      <w:pPr>
+        <w:spacing w:before="0" w:after="0"/>
+      </w:pPr>
+    </w:p>
+    <w:p>
+      <w:pPr>
+        <w:spacing w:before="0" w:after="0"/>
+      </w:pPr>
+    </w:p>
+    <w:p>
+      <w:pPr>
+        <w:spacing w:before="0" w:after="0"/>
+      </w:pPr>
+    </w:p>
+    <w:p>
+      <w:pPr>
+        <w:spacing w:before="0" w:after="0"/>
+      </w:pPr>
+    </w:p>
+    <w:p>
+      <w:pPr>
+        <w:spacing w:before="0" w:after="0"/>
+      </w:pPr>
+    </w:p>
+    <w:p>
+      <w:pPr>
+        <w:spacing w:before="0" w:after="0"/>
+      </w:pPr>
+    </w:p>
+    <w:p>
+      <w:pPr>
+        <w:spacing w:before="0" w:after="0"/>
+      </w:pPr>
+    </w:p>
+    <w:p>
+      <w:pPr>
         <w:spacing w:before="160" w:after="80"/>
       </w:pPr>
       <w:r>
@@ -2412,7 +2867,7 @@
         </w:rPr>
         <w:drawing>
           <wp:inline>
-            <wp:extent cx="3600000" cy="1079267"/>
+            <wp:extent cx="3600000" cy="1029126"/>
             <wp:effectExtent b="0" l="0" r="0" t="0"/>
             <wp:docPr descr="" title="" id="58" name="Picture"/>
             <a:graphic>
@@ -2433,7 +2888,7 @@
                   <pic:spPr bwMode="auto">
                     <a:xfrm>
                       <a:off x="0" y="0"/>
-                      <a:ext cx="3600000" cy="1079267"/>
+                      <a:ext cx="3600000" cy="1029126"/>
                     </a:xfrm>
                     <a:prstGeom prst="rect">
                       <a:avLst/>
@@ -2479,6 +2934,46 @@
     </w:p>
     <w:p>
       <w:pPr>
+        <w:spacing w:before="0" w:after="0"/>
+      </w:pPr>
+    </w:p>
+    <w:p>
+      <w:pPr>
+        <w:spacing w:before="0" w:after="0"/>
+      </w:pPr>
+    </w:p>
+    <w:p>
+      <w:pPr>
+        <w:spacing w:before="0" w:after="0"/>
+      </w:pPr>
+    </w:p>
+    <w:p>
+      <w:pPr>
+        <w:spacing w:before="0" w:after="0"/>
+      </w:pPr>
+    </w:p>
+    <w:p>
+      <w:pPr>
+        <w:spacing w:before="0" w:after="0"/>
+      </w:pPr>
+    </w:p>
+    <w:p>
+      <w:pPr>
+        <w:spacing w:before="0" w:after="0"/>
+      </w:pPr>
+    </w:p>
+    <w:p>
+      <w:pPr>
+        <w:spacing w:before="0" w:after="0"/>
+      </w:pPr>
+    </w:p>
+    <w:p>
+      <w:pPr>
+        <w:spacing w:before="0" w:after="0"/>
+      </w:pPr>
+    </w:p>
+    <w:p>
+      <w:pPr>
         <w:spacing w:before="160" w:after="80"/>
       </w:pPr>
       <w:r>
@@ -3107,6 +3602,31 @@
     </w:p>
     <w:p>
       <w:pPr>
+        <w:spacing w:before="0" w:after="0"/>
+      </w:pPr>
+    </w:p>
+    <w:p>
+      <w:pPr>
+        <w:spacing w:before="0" w:after="0"/>
+      </w:pPr>
+    </w:p>
+    <w:p>
+      <w:pPr>
+        <w:spacing w:before="0" w:after="0"/>
+      </w:pPr>
+    </w:p>
+    <w:p>
+      <w:pPr>
+        <w:spacing w:before="0" w:after="0"/>
+      </w:pPr>
+    </w:p>
+    <w:p>
+      <w:pPr>
+        <w:spacing w:before="0" w:after="0"/>
+      </w:pPr>
+    </w:p>
+    <w:p>
+      <w:pPr>
         <w:spacing w:before="160" w:after="80"/>
       </w:pPr>
       <w:r>
@@ -3407,6 +3927,31 @@
         </w:rPr>
         <w:t xml:space="preserve">习题</w:t>
       </w:r>
+    </w:p>
+    <w:p>
+      <w:pPr>
+        <w:spacing w:before="0" w:after="0"/>
+      </w:pPr>
+    </w:p>
+    <w:p>
+      <w:pPr>
+        <w:spacing w:before="0" w:after="0"/>
+      </w:pPr>
+    </w:p>
+    <w:p>
+      <w:pPr>
+        <w:spacing w:before="0" w:after="0"/>
+      </w:pPr>
+    </w:p>
+    <w:p>
+      <w:pPr>
+        <w:spacing w:before="0" w:after="0"/>
+      </w:pPr>
+    </w:p>
+    <w:p>
+      <w:pPr>
+        <w:spacing w:before="0" w:after="0"/>
+      </w:pPr>
     </w:p>
     <w:p>
       <w:pPr>
@@ -3901,6 +4446,31 @@
     </w:p>
     <w:p>
       <w:pPr>
+        <w:spacing w:before="0" w:after="0"/>
+      </w:pPr>
+    </w:p>
+    <w:p>
+      <w:pPr>
+        <w:spacing w:before="0" w:after="0"/>
+      </w:pPr>
+    </w:p>
+    <w:p>
+      <w:pPr>
+        <w:spacing w:before="0" w:after="0"/>
+      </w:pPr>
+    </w:p>
+    <w:p>
+      <w:pPr>
+        <w:spacing w:before="0" w:after="0"/>
+      </w:pPr>
+    </w:p>
+    <w:p>
+      <w:pPr>
+        <w:spacing w:before="0" w:after="0"/>
+      </w:pPr>
+    </w:p>
+    <w:p>
+      <w:pPr>
         <w:spacing w:before="160" w:after="80"/>
       </w:pPr>
       <w:r>
@@ -4226,6 +4796,31 @@
     </w:p>
     <w:p>
       <w:pPr>
+        <w:spacing w:before="0" w:after="0"/>
+      </w:pPr>
+    </w:p>
+    <w:p>
+      <w:pPr>
+        <w:spacing w:before="0" w:after="0"/>
+      </w:pPr>
+    </w:p>
+    <w:p>
+      <w:pPr>
+        <w:spacing w:before="0" w:after="0"/>
+      </w:pPr>
+    </w:p>
+    <w:p>
+      <w:pPr>
+        <w:spacing w:before="0" w:after="0"/>
+      </w:pPr>
+    </w:p>
+    <w:p>
+      <w:pPr>
+        <w:spacing w:before="0" w:after="0"/>
+      </w:pPr>
+    </w:p>
+    <w:p>
+      <w:pPr>
         <w:spacing w:before="160" w:after="80"/>
       </w:pPr>
       <w:r>
@@ -4388,6 +4983,21 @@
         </w:rPr>
         <w:t xml:space="preserve">习题</w:t>
       </w:r>
+    </w:p>
+    <w:p>
+      <w:pPr>
+        <w:spacing w:before="0" w:after="0"/>
+      </w:pPr>
+    </w:p>
+    <w:p>
+      <w:pPr>
+        <w:spacing w:before="0" w:after="0"/>
+      </w:pPr>
+    </w:p>
+    <w:p>
+      <w:pPr>
+        <w:spacing w:before="0" w:after="0"/>
+      </w:pPr>
     </w:p>
     <w:p>
       <w:pPr>
@@ -5576,6 +6186,46 @@
     </w:p>
     <w:p>
       <w:pPr>
+        <w:spacing w:before="0" w:after="0"/>
+      </w:pPr>
+    </w:p>
+    <w:p>
+      <w:pPr>
+        <w:spacing w:before="0" w:after="0"/>
+      </w:pPr>
+    </w:p>
+    <w:p>
+      <w:pPr>
+        <w:spacing w:before="0" w:after="0"/>
+      </w:pPr>
+    </w:p>
+    <w:p>
+      <w:pPr>
+        <w:spacing w:before="0" w:after="0"/>
+      </w:pPr>
+    </w:p>
+    <w:p>
+      <w:pPr>
+        <w:spacing w:before="0" w:after="0"/>
+      </w:pPr>
+    </w:p>
+    <w:p>
+      <w:pPr>
+        <w:spacing w:before="0" w:after="0"/>
+      </w:pPr>
+    </w:p>
+    <w:p>
+      <w:pPr>
+        <w:spacing w:before="0" w:after="0"/>
+      </w:pPr>
+    </w:p>
+    <w:p>
+      <w:pPr>
+        <w:spacing w:before="0" w:after="0"/>
+      </w:pPr>
+    </w:p>
+    <w:p>
+      <w:pPr>
         <w:spacing w:before="160" w:after="80"/>
       </w:pPr>
       <w:r>
@@ -5992,6 +6642,31 @@
     </w:p>
     <w:p>
       <w:pPr>
+        <w:spacing w:before="0" w:after="0"/>
+      </w:pPr>
+    </w:p>
+    <w:p>
+      <w:pPr>
+        <w:spacing w:before="0" w:after="0"/>
+      </w:pPr>
+    </w:p>
+    <w:p>
+      <w:pPr>
+        <w:spacing w:before="0" w:after="0"/>
+      </w:pPr>
+    </w:p>
+    <w:p>
+      <w:pPr>
+        <w:spacing w:before="0" w:after="0"/>
+      </w:pPr>
+    </w:p>
+    <w:p>
+      <w:pPr>
+        <w:spacing w:before="0" w:after="0"/>
+      </w:pPr>
+    </w:p>
+    <w:p>
+      <w:pPr>
         <w:spacing w:before="160" w:after="80"/>
       </w:pPr>
       <w:r>
@@ -6444,6 +7119,46 @@
         </w:rPr>
         <w:t xml:space="preserve">习题</w:t>
       </w:r>
+    </w:p>
+    <w:p>
+      <w:pPr>
+        <w:spacing w:before="0" w:after="0"/>
+      </w:pPr>
+    </w:p>
+    <w:p>
+      <w:pPr>
+        <w:spacing w:before="0" w:after="0"/>
+      </w:pPr>
+    </w:p>
+    <w:p>
+      <w:pPr>
+        <w:spacing w:before="0" w:after="0"/>
+      </w:pPr>
+    </w:p>
+    <w:p>
+      <w:pPr>
+        <w:spacing w:before="0" w:after="0"/>
+      </w:pPr>
+    </w:p>
+    <w:p>
+      <w:pPr>
+        <w:spacing w:before="0" w:after="0"/>
+      </w:pPr>
+    </w:p>
+    <w:p>
+      <w:pPr>
+        <w:spacing w:before="0" w:after="0"/>
+      </w:pPr>
+    </w:p>
+    <w:p>
+      <w:pPr>
+        <w:spacing w:before="0" w:after="0"/>
+      </w:pPr>
+    </w:p>
+    <w:p>
+      <w:pPr>
+        <w:spacing w:before="0" w:after="0"/>
+      </w:pPr>
     </w:p>
     <w:p>
       <w:pPr>
@@ -6722,6 +7437,31 @@
     </w:p>
     <w:p>
       <w:pPr>
+        <w:spacing w:before="0" w:after="0"/>
+      </w:pPr>
+    </w:p>
+    <w:p>
+      <w:pPr>
+        <w:spacing w:before="0" w:after="0"/>
+      </w:pPr>
+    </w:p>
+    <w:p>
+      <w:pPr>
+        <w:spacing w:before="0" w:after="0"/>
+      </w:pPr>
+    </w:p>
+    <w:p>
+      <w:pPr>
+        <w:spacing w:before="0" w:after="0"/>
+      </w:pPr>
+    </w:p>
+    <w:p>
+      <w:pPr>
+        <w:spacing w:before="0" w:after="0"/>
+      </w:pPr>
+    </w:p>
+    <w:p>
+      <w:pPr>
         <w:spacing w:before="160" w:after="80"/>
       </w:pPr>
       <w:r>
@@ -7065,6 +7805,46 @@
     </w:p>
     <w:p>
       <w:pPr>
+        <w:spacing w:before="0" w:after="0"/>
+      </w:pPr>
+    </w:p>
+    <w:p>
+      <w:pPr>
+        <w:spacing w:before="0" w:after="0"/>
+      </w:pPr>
+    </w:p>
+    <w:p>
+      <w:pPr>
+        <w:spacing w:before="0" w:after="0"/>
+      </w:pPr>
+    </w:p>
+    <w:p>
+      <w:pPr>
+        <w:spacing w:before="0" w:after="0"/>
+      </w:pPr>
+    </w:p>
+    <w:p>
+      <w:pPr>
+        <w:spacing w:before="0" w:after="0"/>
+      </w:pPr>
+    </w:p>
+    <w:p>
+      <w:pPr>
+        <w:spacing w:before="0" w:after="0"/>
+      </w:pPr>
+    </w:p>
+    <w:p>
+      <w:pPr>
+        <w:spacing w:before="0" w:after="0"/>
+      </w:pPr>
+    </w:p>
+    <w:p>
+      <w:pPr>
+        <w:spacing w:before="0" w:after="0"/>
+      </w:pPr>
+    </w:p>
+    <w:p>
+      <w:pPr>
         <w:spacing w:before="160" w:after="80"/>
       </w:pPr>
       <w:r>
@@ -7389,6 +8169,31 @@
         </w:rPr>
         <w:t xml:space="preserve">习题</w:t>
       </w:r>
+    </w:p>
+    <w:p>
+      <w:pPr>
+        <w:spacing w:before="0" w:after="0"/>
+      </w:pPr>
+    </w:p>
+    <w:p>
+      <w:pPr>
+        <w:spacing w:before="0" w:after="0"/>
+      </w:pPr>
+    </w:p>
+    <w:p>
+      <w:pPr>
+        <w:spacing w:before="0" w:after="0"/>
+      </w:pPr>
+    </w:p>
+    <w:p>
+      <w:pPr>
+        <w:spacing w:before="0" w:after="0"/>
+      </w:pPr>
+    </w:p>
+    <w:p>
+      <w:pPr>
+        <w:spacing w:before="0" w:after="0"/>
+      </w:pPr>
     </w:p>
     <w:p>
       <w:pPr>
@@ -7978,6 +8783,46 @@
     </w:p>
     <w:p>
       <w:pPr>
+        <w:spacing w:before="0" w:after="0"/>
+      </w:pPr>
+    </w:p>
+    <w:p>
+      <w:pPr>
+        <w:spacing w:before="0" w:after="0"/>
+      </w:pPr>
+    </w:p>
+    <w:p>
+      <w:pPr>
+        <w:spacing w:before="0" w:after="0"/>
+      </w:pPr>
+    </w:p>
+    <w:p>
+      <w:pPr>
+        <w:spacing w:before="0" w:after="0"/>
+      </w:pPr>
+    </w:p>
+    <w:p>
+      <w:pPr>
+        <w:spacing w:before="0" w:after="0"/>
+      </w:pPr>
+    </w:p>
+    <w:p>
+      <w:pPr>
+        <w:spacing w:before="0" w:after="0"/>
+      </w:pPr>
+    </w:p>
+    <w:p>
+      <w:pPr>
+        <w:spacing w:before="0" w:after="0"/>
+      </w:pPr>
+    </w:p>
+    <w:p>
+      <w:pPr>
+        <w:spacing w:before="0" w:after="0"/>
+      </w:pPr>
+    </w:p>
+    <w:p>
+      <w:pPr>
         <w:spacing w:before="160" w:after="80"/>
       </w:pPr>
       <w:r>
@@ -8899,6 +9744,46 @@
         </w:rPr>
         <w:t xml:space="preserve">习题</w:t>
       </w:r>
+    </w:p>
+    <w:p>
+      <w:pPr>
+        <w:spacing w:before="0" w:after="0"/>
+      </w:pPr>
+    </w:p>
+    <w:p>
+      <w:pPr>
+        <w:spacing w:before="0" w:after="0"/>
+      </w:pPr>
+    </w:p>
+    <w:p>
+      <w:pPr>
+        <w:spacing w:before="0" w:after="0"/>
+      </w:pPr>
+    </w:p>
+    <w:p>
+      <w:pPr>
+        <w:spacing w:before="0" w:after="0"/>
+      </w:pPr>
+    </w:p>
+    <w:p>
+      <w:pPr>
+        <w:spacing w:before="0" w:after="0"/>
+      </w:pPr>
+    </w:p>
+    <w:p>
+      <w:pPr>
+        <w:spacing w:before="0" w:after="0"/>
+      </w:pPr>
+    </w:p>
+    <w:p>
+      <w:pPr>
+        <w:spacing w:before="0" w:after="0"/>
+      </w:pPr>
+    </w:p>
+    <w:p>
+      <w:pPr>
+        <w:spacing w:before="0" w:after="0"/>
+      </w:pPr>
     </w:p>
     <w:p>
       <w:pPr>
@@ -9556,6 +10441,46 @@
     </w:p>
     <w:p>
       <w:pPr>
+        <w:spacing w:before="0" w:after="0"/>
+      </w:pPr>
+    </w:p>
+    <w:p>
+      <w:pPr>
+        <w:spacing w:before="0" w:after="0"/>
+      </w:pPr>
+    </w:p>
+    <w:p>
+      <w:pPr>
+        <w:spacing w:before="0" w:after="0"/>
+      </w:pPr>
+    </w:p>
+    <w:p>
+      <w:pPr>
+        <w:spacing w:before="0" w:after="0"/>
+      </w:pPr>
+    </w:p>
+    <w:p>
+      <w:pPr>
+        <w:spacing w:before="0" w:after="0"/>
+      </w:pPr>
+    </w:p>
+    <w:p>
+      <w:pPr>
+        <w:spacing w:before="0" w:after="0"/>
+      </w:pPr>
+    </w:p>
+    <w:p>
+      <w:pPr>
+        <w:spacing w:before="0" w:after="0"/>
+      </w:pPr>
+    </w:p>
+    <w:p>
+      <w:pPr>
+        <w:spacing w:before="0" w:after="0"/>
+      </w:pPr>
+    </w:p>
+    <w:p>
+      <w:pPr>
         <w:spacing w:before="160" w:after="80"/>
       </w:pPr>
       <w:r>
@@ -10655,6 +11580,46 @@
         </w:rPr>
         <w:t xml:space="preserve">习题</w:t>
       </w:r>
+    </w:p>
+    <w:p>
+      <w:pPr>
+        <w:spacing w:before="0" w:after="0"/>
+      </w:pPr>
+    </w:p>
+    <w:p>
+      <w:pPr>
+        <w:spacing w:before="0" w:after="0"/>
+      </w:pPr>
+    </w:p>
+    <w:p>
+      <w:pPr>
+        <w:spacing w:before="0" w:after="0"/>
+      </w:pPr>
+    </w:p>
+    <w:p>
+      <w:pPr>
+        <w:spacing w:before="0" w:after="0"/>
+      </w:pPr>
+    </w:p>
+    <w:p>
+      <w:pPr>
+        <w:spacing w:before="0" w:after="0"/>
+      </w:pPr>
+    </w:p>
+    <w:p>
+      <w:pPr>
+        <w:spacing w:before="0" w:after="0"/>
+      </w:pPr>
+    </w:p>
+    <w:p>
+      <w:pPr>
+        <w:spacing w:before="0" w:after="0"/>
+      </w:pPr>
+    </w:p>
+    <w:p>
+      <w:pPr>
+        <w:spacing w:before="0" w:after="0"/>
+      </w:pPr>
     </w:p>
     <w:p>
       <w:pPr>
@@ -11127,6 +12092,46 @@
     </w:p>
     <w:p>
       <w:pPr>
+        <w:spacing w:before="0" w:after="0"/>
+      </w:pPr>
+    </w:p>
+    <w:p>
+      <w:pPr>
+        <w:spacing w:before="0" w:after="0"/>
+      </w:pPr>
+    </w:p>
+    <w:p>
+      <w:pPr>
+        <w:spacing w:before="0" w:after="0"/>
+      </w:pPr>
+    </w:p>
+    <w:p>
+      <w:pPr>
+        <w:spacing w:before="0" w:after="0"/>
+      </w:pPr>
+    </w:p>
+    <w:p>
+      <w:pPr>
+        <w:spacing w:before="0" w:after="0"/>
+      </w:pPr>
+    </w:p>
+    <w:p>
+      <w:pPr>
+        <w:spacing w:before="0" w:after="0"/>
+      </w:pPr>
+    </w:p>
+    <w:p>
+      <w:pPr>
+        <w:spacing w:before="0" w:after="0"/>
+      </w:pPr>
+    </w:p>
+    <w:p>
+      <w:pPr>
+        <w:spacing w:before="0" w:after="0"/>
+      </w:pPr>
+    </w:p>
+    <w:p>
+      <w:pPr>
         <w:spacing w:before="160" w:after="80"/>
       </w:pPr>
       <w:r>
@@ -11544,6 +12549,46 @@
         </w:rPr>
         <w:t xml:space="preserve">习题</w:t>
       </w:r>
+    </w:p>
+    <w:p>
+      <w:pPr>
+        <w:spacing w:before="0" w:after="0"/>
+      </w:pPr>
+    </w:p>
+    <w:p>
+      <w:pPr>
+        <w:spacing w:before="0" w:after="0"/>
+      </w:pPr>
+    </w:p>
+    <w:p>
+      <w:pPr>
+        <w:spacing w:before="0" w:after="0"/>
+      </w:pPr>
+    </w:p>
+    <w:p>
+      <w:pPr>
+        <w:spacing w:before="0" w:after="0"/>
+      </w:pPr>
+    </w:p>
+    <w:p>
+      <w:pPr>
+        <w:spacing w:before="0" w:after="0"/>
+      </w:pPr>
+    </w:p>
+    <w:p>
+      <w:pPr>
+        <w:spacing w:before="0" w:after="0"/>
+      </w:pPr>
+    </w:p>
+    <w:p>
+      <w:pPr>
+        <w:spacing w:before="0" w:after="0"/>
+      </w:pPr>
+    </w:p>
+    <w:p>
+      <w:pPr>
+        <w:spacing w:before="0" w:after="0"/>
+      </w:pPr>
     </w:p>
     <w:p>
       <w:pPr>
@@ -12445,6 +13490,46 @@
     </w:p>
     <w:p>
       <w:pPr>
+        <w:spacing w:before="0" w:after="0"/>
+      </w:pPr>
+    </w:p>
+    <w:p>
+      <w:pPr>
+        <w:spacing w:before="0" w:after="0"/>
+      </w:pPr>
+    </w:p>
+    <w:p>
+      <w:pPr>
+        <w:spacing w:before="0" w:after="0"/>
+      </w:pPr>
+    </w:p>
+    <w:p>
+      <w:pPr>
+        <w:spacing w:before="0" w:after="0"/>
+      </w:pPr>
+    </w:p>
+    <w:p>
+      <w:pPr>
+        <w:spacing w:before="0" w:after="0"/>
+      </w:pPr>
+    </w:p>
+    <w:p>
+      <w:pPr>
+        <w:spacing w:before="0" w:after="0"/>
+      </w:pPr>
+    </w:p>
+    <w:p>
+      <w:pPr>
+        <w:spacing w:before="0" w:after="0"/>
+      </w:pPr>
+    </w:p>
+    <w:p>
+      <w:pPr>
+        <w:spacing w:before="0" w:after="0"/>
+      </w:pPr>
+    </w:p>
+    <w:p>
+      <w:pPr>
         <w:spacing w:before="160" w:after="80"/>
       </w:pPr>
       <w:r>
@@ -12862,6 +13947,31 @@
     </w:p>
     <w:p>
       <w:pPr>
+        <w:spacing w:before="0" w:after="0"/>
+      </w:pPr>
+    </w:p>
+    <w:p>
+      <w:pPr>
+        <w:spacing w:before="0" w:after="0"/>
+      </w:pPr>
+    </w:p>
+    <w:p>
+      <w:pPr>
+        <w:spacing w:before="0" w:after="0"/>
+      </w:pPr>
+    </w:p>
+    <w:p>
+      <w:pPr>
+        <w:spacing w:before="0" w:after="0"/>
+      </w:pPr>
+    </w:p>
+    <w:p>
+      <w:pPr>
+        <w:spacing w:before="0" w:after="0"/>
+      </w:pPr>
+    </w:p>
+    <w:p>
+      <w:pPr>
         <w:spacing w:before="160" w:after="80"/>
       </w:pPr>
       <w:r>
@@ -13574,6 +14684,46 @@
         </w:rPr>
         <w:t xml:space="preserve">习题</w:t>
       </w:r>
+    </w:p>
+    <w:p>
+      <w:pPr>
+        <w:spacing w:before="0" w:after="0"/>
+      </w:pPr>
+    </w:p>
+    <w:p>
+      <w:pPr>
+        <w:spacing w:before="0" w:after="0"/>
+      </w:pPr>
+    </w:p>
+    <w:p>
+      <w:pPr>
+        <w:spacing w:before="0" w:after="0"/>
+      </w:pPr>
+    </w:p>
+    <w:p>
+      <w:pPr>
+        <w:spacing w:before="0" w:after="0"/>
+      </w:pPr>
+    </w:p>
+    <w:p>
+      <w:pPr>
+        <w:spacing w:before="0" w:after="0"/>
+      </w:pPr>
+    </w:p>
+    <w:p>
+      <w:pPr>
+        <w:spacing w:before="0" w:after="0"/>
+      </w:pPr>
+    </w:p>
+    <w:p>
+      <w:pPr>
+        <w:spacing w:before="0" w:after="0"/>
+      </w:pPr>
+    </w:p>
+    <w:p>
+      <w:pPr>
+        <w:spacing w:before="0" w:after="0"/>
+      </w:pPr>
     </w:p>
     <w:p>
       <w:pPr>
@@ -14012,6 +15162,31 @@
     </w:p>
     <w:p>
       <w:pPr>
+        <w:spacing w:before="0" w:after="0"/>
+      </w:pPr>
+    </w:p>
+    <w:p>
+      <w:pPr>
+        <w:spacing w:before="0" w:after="0"/>
+      </w:pPr>
+    </w:p>
+    <w:p>
+      <w:pPr>
+        <w:spacing w:before="0" w:after="0"/>
+      </w:pPr>
+    </w:p>
+    <w:p>
+      <w:pPr>
+        <w:spacing w:before="0" w:after="0"/>
+      </w:pPr>
+    </w:p>
+    <w:p>
+      <w:pPr>
+        <w:spacing w:before="0" w:after="0"/>
+      </w:pPr>
+    </w:p>
+    <w:p>
+      <w:pPr>
         <w:spacing w:before="160" w:after="80"/>
       </w:pPr>
       <w:r>
@@ -14678,6 +15853,46 @@
         </w:rPr>
         <w:t xml:space="preserve">习题</w:t>
       </w:r>
+    </w:p>
+    <w:p>
+      <w:pPr>
+        <w:spacing w:before="0" w:after="0"/>
+      </w:pPr>
+    </w:p>
+    <w:p>
+      <w:pPr>
+        <w:spacing w:before="0" w:after="0"/>
+      </w:pPr>
+    </w:p>
+    <w:p>
+      <w:pPr>
+        <w:spacing w:before="0" w:after="0"/>
+      </w:pPr>
+    </w:p>
+    <w:p>
+      <w:pPr>
+        <w:spacing w:before="0" w:after="0"/>
+      </w:pPr>
+    </w:p>
+    <w:p>
+      <w:pPr>
+        <w:spacing w:before="0" w:after="0"/>
+      </w:pPr>
+    </w:p>
+    <w:p>
+      <w:pPr>
+        <w:spacing w:before="0" w:after="0"/>
+      </w:pPr>
+    </w:p>
+    <w:p>
+      <w:pPr>
+        <w:spacing w:before="0" w:after="0"/>
+      </w:pPr>
+    </w:p>
+    <w:p>
+      <w:pPr>
+        <w:spacing w:before="0" w:after="0"/>
+      </w:pPr>
     </w:p>
     <w:p>
       <w:pPr>
@@ -16824,6 +18039,46 @@
     </w:p>
     <w:p>
       <w:pPr>
+        <w:spacing w:before="0" w:after="0"/>
+      </w:pPr>
+    </w:p>
+    <w:p>
+      <w:pPr>
+        <w:spacing w:before="0" w:after="0"/>
+      </w:pPr>
+    </w:p>
+    <w:p>
+      <w:pPr>
+        <w:spacing w:before="0" w:after="0"/>
+      </w:pPr>
+    </w:p>
+    <w:p>
+      <w:pPr>
+        <w:spacing w:before="0" w:after="0"/>
+      </w:pPr>
+    </w:p>
+    <w:p>
+      <w:pPr>
+        <w:spacing w:before="0" w:after="0"/>
+      </w:pPr>
+    </w:p>
+    <w:p>
+      <w:pPr>
+        <w:spacing w:before="0" w:after="0"/>
+      </w:pPr>
+    </w:p>
+    <w:p>
+      <w:pPr>
+        <w:spacing w:before="0" w:after="0"/>
+      </w:pPr>
+    </w:p>
+    <w:p>
+      <w:pPr>
+        <w:spacing w:before="0" w:after="0"/>
+      </w:pPr>
+    </w:p>
+    <w:p>
+      <w:pPr>
         <w:spacing w:before="160" w:after="80"/>
       </w:pPr>
       <w:r>
@@ -17169,6 +18424,31 @@
         </w:rPr>
         <w:t xml:space="preserve">习题</w:t>
       </w:r>
+    </w:p>
+    <w:p>
+      <w:pPr>
+        <w:spacing w:before="0" w:after="0"/>
+      </w:pPr>
+    </w:p>
+    <w:p>
+      <w:pPr>
+        <w:spacing w:before="0" w:after="0"/>
+      </w:pPr>
+    </w:p>
+    <w:p>
+      <w:pPr>
+        <w:spacing w:before="0" w:after="0"/>
+      </w:pPr>
+    </w:p>
+    <w:p>
+      <w:pPr>
+        <w:spacing w:before="0" w:after="0"/>
+      </w:pPr>
+    </w:p>
+    <w:p>
+      <w:pPr>
+        <w:spacing w:before="0" w:after="0"/>
+      </w:pPr>
     </w:p>
     <w:p>
       <w:pPr>
@@ -18169,6 +19449,46 @@
         </w:rPr>
         <w:t>答案</w:t>
       </w:r>
+    </w:p>
+    <w:p>
+      <w:pPr>
+        <w:spacing w:before="0" w:after="0"/>
+      </w:pPr>
+    </w:p>
+    <w:p>
+      <w:pPr>
+        <w:spacing w:before="0" w:after="0"/>
+      </w:pPr>
+    </w:p>
+    <w:p>
+      <w:pPr>
+        <w:spacing w:before="0" w:after="0"/>
+      </w:pPr>
+    </w:p>
+    <w:p>
+      <w:pPr>
+        <w:spacing w:before="0" w:after="0"/>
+      </w:pPr>
+    </w:p>
+    <w:p>
+      <w:pPr>
+        <w:spacing w:before="0" w:after="0"/>
+      </w:pPr>
+    </w:p>
+    <w:p>
+      <w:pPr>
+        <w:spacing w:before="0" w:after="0"/>
+      </w:pPr>
+    </w:p>
+    <w:p>
+      <w:pPr>
+        <w:spacing w:before="0" w:after="0"/>
+      </w:pPr>
+    </w:p>
+    <w:p>
+      <w:pPr>
+        <w:spacing w:before="0" w:after="0"/>
+      </w:pPr>
     </w:p>
     <w:p>
       <w:pPr>
@@ -18885,6 +20205,46 @@
     </w:p>
     <w:p>
       <w:pPr>
+        <w:spacing w:before="0" w:after="0"/>
+      </w:pPr>
+    </w:p>
+    <w:p>
+      <w:pPr>
+        <w:spacing w:before="0" w:after="0"/>
+      </w:pPr>
+    </w:p>
+    <w:p>
+      <w:pPr>
+        <w:spacing w:before="0" w:after="0"/>
+      </w:pPr>
+    </w:p>
+    <w:p>
+      <w:pPr>
+        <w:spacing w:before="0" w:after="0"/>
+      </w:pPr>
+    </w:p>
+    <w:p>
+      <w:pPr>
+        <w:spacing w:before="0" w:after="0"/>
+      </w:pPr>
+    </w:p>
+    <w:p>
+      <w:pPr>
+        <w:spacing w:before="0" w:after="0"/>
+      </w:pPr>
+    </w:p>
+    <w:p>
+      <w:pPr>
+        <w:spacing w:before="0" w:after="0"/>
+      </w:pPr>
+    </w:p>
+    <w:p>
+      <w:pPr>
+        <w:spacing w:before="0" w:after="0"/>
+      </w:pPr>
+    </w:p>
+    <w:p>
+      <w:pPr>
         <w:spacing w:before="160" w:after="80"/>
       </w:pPr>
       <w:r>
@@ -20311,6 +21671,46 @@
     </w:p>
     <w:p>
       <w:pPr>
+        <w:spacing w:before="0" w:after="0"/>
+      </w:pPr>
+    </w:p>
+    <w:p>
+      <w:pPr>
+        <w:spacing w:before="0" w:after="0"/>
+      </w:pPr>
+    </w:p>
+    <w:p>
+      <w:pPr>
+        <w:spacing w:before="0" w:after="0"/>
+      </w:pPr>
+    </w:p>
+    <w:p>
+      <w:pPr>
+        <w:spacing w:before="0" w:after="0"/>
+      </w:pPr>
+    </w:p>
+    <w:p>
+      <w:pPr>
+        <w:spacing w:before="0" w:after="0"/>
+      </w:pPr>
+    </w:p>
+    <w:p>
+      <w:pPr>
+        <w:spacing w:before="0" w:after="0"/>
+      </w:pPr>
+    </w:p>
+    <w:p>
+      <w:pPr>
+        <w:spacing w:before="0" w:after="0"/>
+      </w:pPr>
+    </w:p>
+    <w:p>
+      <w:pPr>
+        <w:spacing w:before="0" w:after="0"/>
+      </w:pPr>
+    </w:p>
+    <w:p>
+      <w:pPr>
         <w:spacing w:before="160" w:after="80"/>
       </w:pPr>
       <w:r>
@@ -20557,6 +21957,46 @@
         </w:rPr>
         <w:t>）51-100_images/cb9a5d8cfe1827492bc3625b91821e5a6b713afd05f0054ef8d121d9c6118183.jpg)</w:t>
       </w:r>
+    </w:p>
+    <w:p>
+      <w:pPr>
+        <w:spacing w:before="0" w:after="0"/>
+      </w:pPr>
+    </w:p>
+    <w:p>
+      <w:pPr>
+        <w:spacing w:before="0" w:after="0"/>
+      </w:pPr>
+    </w:p>
+    <w:p>
+      <w:pPr>
+        <w:spacing w:before="0" w:after="0"/>
+      </w:pPr>
+    </w:p>
+    <w:p>
+      <w:pPr>
+        <w:spacing w:before="0" w:after="0"/>
+      </w:pPr>
+    </w:p>
+    <w:p>
+      <w:pPr>
+        <w:spacing w:before="0" w:after="0"/>
+      </w:pPr>
+    </w:p>
+    <w:p>
+      <w:pPr>
+        <w:spacing w:before="0" w:after="0"/>
+      </w:pPr>
+    </w:p>
+    <w:p>
+      <w:pPr>
+        <w:spacing w:before="0" w:after="0"/>
+      </w:pPr>
+    </w:p>
+    <w:p>
+      <w:pPr>
+        <w:spacing w:before="0" w:after="0"/>
+      </w:pPr>
     </w:p>
     <w:p>
       <w:pPr>
@@ -21085,6 +22525,46 @@
     </w:p>
     <w:p>
       <w:pPr>
+        <w:spacing w:before="0" w:after="0"/>
+      </w:pPr>
+    </w:p>
+    <w:p>
+      <w:pPr>
+        <w:spacing w:before="0" w:after="0"/>
+      </w:pPr>
+    </w:p>
+    <w:p>
+      <w:pPr>
+        <w:spacing w:before="0" w:after="0"/>
+      </w:pPr>
+    </w:p>
+    <w:p>
+      <w:pPr>
+        <w:spacing w:before="0" w:after="0"/>
+      </w:pPr>
+    </w:p>
+    <w:p>
+      <w:pPr>
+        <w:spacing w:before="0" w:after="0"/>
+      </w:pPr>
+    </w:p>
+    <w:p>
+      <w:pPr>
+        <w:spacing w:before="0" w:after="0"/>
+      </w:pPr>
+    </w:p>
+    <w:p>
+      <w:pPr>
+        <w:spacing w:before="0" w:after="0"/>
+      </w:pPr>
+    </w:p>
+    <w:p>
+      <w:pPr>
+        <w:spacing w:before="0" w:after="0"/>
+      </w:pPr>
+    </w:p>
+    <w:p>
+      <w:pPr>
         <w:spacing w:before="160" w:after="80"/>
       </w:pPr>
       <w:r>
@@ -21329,6 +22809,31 @@
         </w:rPr>
         <w:t>？</w:t>
       </w:r>
+    </w:p>
+    <w:p>
+      <w:pPr>
+        <w:spacing w:before="0" w:after="0"/>
+      </w:pPr>
+    </w:p>
+    <w:p>
+      <w:pPr>
+        <w:spacing w:before="0" w:after="0"/>
+      </w:pPr>
+    </w:p>
+    <w:p>
+      <w:pPr>
+        <w:spacing w:before="0" w:after="0"/>
+      </w:pPr>
+    </w:p>
+    <w:p>
+      <w:pPr>
+        <w:spacing w:before="0" w:after="0"/>
+      </w:pPr>
+    </w:p>
+    <w:p>
+      <w:pPr>
+        <w:spacing w:before="0" w:after="0"/>
+      </w:pPr>
     </w:p>
     <w:p>
       <w:pPr>
@@ -21787,6 +23292,31 @@
     </w:p>
     <w:p>
       <w:pPr>
+        <w:spacing w:before="0" w:after="0"/>
+      </w:pPr>
+    </w:p>
+    <w:p>
+      <w:pPr>
+        <w:spacing w:before="0" w:after="0"/>
+      </w:pPr>
+    </w:p>
+    <w:p>
+      <w:pPr>
+        <w:spacing w:before="0" w:after="0"/>
+      </w:pPr>
+    </w:p>
+    <w:p>
+      <w:pPr>
+        <w:spacing w:before="0" w:after="0"/>
+      </w:pPr>
+    </w:p>
+    <w:p>
+      <w:pPr>
+        <w:spacing w:before="0" w:after="0"/>
+      </w:pPr>
+    </w:p>
+    <w:p>
+      <w:pPr>
         <w:spacing w:before="160" w:after="80"/>
       </w:pPr>
       <w:r>
@@ -21915,6 +23445,21 @@
     </w:p>
     <w:p>
       <w:pPr>
+        <w:spacing w:before="0" w:after="0"/>
+      </w:pPr>
+    </w:p>
+    <w:p>
+      <w:pPr>
+        <w:spacing w:before="0" w:after="0"/>
+      </w:pPr>
+    </w:p>
+    <w:p>
+      <w:pPr>
+        <w:spacing w:before="0" w:after="0"/>
+      </w:pPr>
+    </w:p>
+    <w:p>
+      <w:pPr>
         <w:spacing w:before="160" w:after="80"/>
       </w:pPr>
       <w:r>
@@ -21998,6 +23543,21 @@
     </w:p>
     <w:p>
       <w:pPr>
+        <w:spacing w:before="0" w:after="0"/>
+      </w:pPr>
+    </w:p>
+    <w:p>
+      <w:pPr>
+        <w:spacing w:before="0" w:after="0"/>
+      </w:pPr>
+    </w:p>
+    <w:p>
+      <w:pPr>
+        <w:spacing w:before="0" w:after="0"/>
+      </w:pPr>
+    </w:p>
+    <w:p>
+      <w:pPr>
         <w:spacing w:before="160" w:after="80"/>
       </w:pPr>
       <w:r>
@@ -22182,7 +23742,7 @@
         </w:rPr>
         <w:drawing>
           <wp:inline>
-            <wp:extent cx="3600000" cy="535593"/>
+            <wp:extent cx="3525422" cy="535593"/>
             <wp:effectExtent b="0" l="0" r="0" t="0"/>
             <wp:docPr descr="" title="" id="96" name="Picture"/>
             <a:graphic>
@@ -22203,7 +23763,7 @@
                   <pic:spPr bwMode="auto">
                     <a:xfrm>
                       <a:off x="0" y="0"/>
-                      <a:ext cx="3600000" cy="535593"/>
+                      <a:ext cx="3525422" cy="535593"/>
                     </a:xfrm>
                     <a:prstGeom prst="rect">
                       <a:avLst/>
@@ -22245,7 +23805,7 @@
         </w:rPr>
         <w:drawing>
           <wp:inline>
-            <wp:extent cx="3600000" cy="924118"/>
+            <wp:extent cx="3599998" cy="924118"/>
             <wp:effectExtent b="0" l="0" r="0" t="0"/>
             <wp:docPr descr="" title="" id="99" name="Picture"/>
             <a:graphic>
@@ -22266,7 +23826,7 @@
                   <pic:spPr bwMode="auto">
                     <a:xfrm>
                       <a:off x="0" y="0"/>
-                      <a:ext cx="3600000" cy="924118"/>
+                      <a:ext cx="3599998" cy="924118"/>
                     </a:xfrm>
                     <a:prstGeom prst="rect">
                       <a:avLst/>
@@ -22287,6 +23847,31 @@
     </w:p>
     <w:p>
       <w:pPr>
+        <w:spacing w:before="0" w:after="0"/>
+      </w:pPr>
+    </w:p>
+    <w:p>
+      <w:pPr>
+        <w:spacing w:before="0" w:after="0"/>
+      </w:pPr>
+    </w:p>
+    <w:p>
+      <w:pPr>
+        <w:spacing w:before="0" w:after="0"/>
+      </w:pPr>
+    </w:p>
+    <w:p>
+      <w:pPr>
+        <w:spacing w:before="0" w:after="0"/>
+      </w:pPr>
+    </w:p>
+    <w:p>
+      <w:pPr>
+        <w:spacing w:before="0" w:after="0"/>
+      </w:pPr>
+    </w:p>
+    <w:p>
+      <w:pPr>
         <w:spacing w:before="160" w:after="80"/>
       </w:pPr>
       <w:r>
@@ -22550,7 +24135,7 @@
         </w:rPr>
         <w:drawing>
           <wp:inline>
-            <wp:extent cx="3600000" cy="945454"/>
+            <wp:extent cx="3594803" cy="945454"/>
             <wp:effectExtent b="0" l="0" r="0" t="0"/>
             <wp:docPr descr="" title="" id="103" name="Picture"/>
             <a:graphic>
@@ -22571,7 +24156,7 @@
                   <pic:spPr bwMode="auto">
                     <a:xfrm>
                       <a:off x="0" y="0"/>
-                      <a:ext cx="3600000" cy="945454"/>
+                      <a:ext cx="3594803" cy="945454"/>
                     </a:xfrm>
                     <a:prstGeom prst="rect">
                       <a:avLst/>
@@ -22592,6 +24177,46 @@
     </w:p>
     <w:p>
       <w:pPr>
+        <w:spacing w:before="0" w:after="0"/>
+      </w:pPr>
+    </w:p>
+    <w:p>
+      <w:pPr>
+        <w:spacing w:before="0" w:after="0"/>
+      </w:pPr>
+    </w:p>
+    <w:p>
+      <w:pPr>
+        <w:spacing w:before="0" w:after="0"/>
+      </w:pPr>
+    </w:p>
+    <w:p>
+      <w:pPr>
+        <w:spacing w:before="0" w:after="0"/>
+      </w:pPr>
+    </w:p>
+    <w:p>
+      <w:pPr>
+        <w:spacing w:before="0" w:after="0"/>
+      </w:pPr>
+    </w:p>
+    <w:p>
+      <w:pPr>
+        <w:spacing w:before="0" w:after="0"/>
+      </w:pPr>
+    </w:p>
+    <w:p>
+      <w:pPr>
+        <w:spacing w:before="0" w:after="0"/>
+      </w:pPr>
+    </w:p>
+    <w:p>
+      <w:pPr>
+        <w:spacing w:before="0" w:after="0"/>
+      </w:pPr>
+    </w:p>
+    <w:p>
+      <w:pPr>
         <w:spacing w:before="160" w:after="80"/>
       </w:pPr>
       <w:r>
@@ -22757,7 +24382,7 @@
         </w:rPr>
         <w:drawing>
           <wp:inline>
-            <wp:extent cx="3600000" cy="1311999"/>
+            <wp:extent cx="3594664" cy="1311999"/>
             <wp:effectExtent b="0" l="0" r="0" t="0"/>
             <wp:docPr descr="" title="" id="107" name="Picture"/>
             <a:graphic>
@@ -22778,7 +24403,7 @@
                   <pic:spPr bwMode="auto">
                     <a:xfrm>
                       <a:off x="0" y="0"/>
-                      <a:ext cx="3600000" cy="1311999"/>
+                      <a:ext cx="3594664" cy="1311999"/>
                     </a:xfrm>
                     <a:prstGeom prst="rect">
                       <a:avLst/>
@@ -22799,6 +24424,31 @@
     </w:p>
     <w:p>
       <w:pPr>
+        <w:spacing w:before="0" w:after="0"/>
+      </w:pPr>
+    </w:p>
+    <w:p>
+      <w:pPr>
+        <w:spacing w:before="0" w:after="0"/>
+      </w:pPr>
+    </w:p>
+    <w:p>
+      <w:pPr>
+        <w:spacing w:before="0" w:after="0"/>
+      </w:pPr>
+    </w:p>
+    <w:p>
+      <w:pPr>
+        <w:spacing w:before="0" w:after="0"/>
+      </w:pPr>
+    </w:p>
+    <w:p>
+      <w:pPr>
+        <w:spacing w:before="0" w:after="0"/>
+      </w:pPr>
+    </w:p>
+    <w:p>
+      <w:pPr>
         <w:spacing w:before="160" w:after="80"/>
       </w:pPr>
       <w:r>
@@ -22994,7 +24644,7 @@
         </w:rPr>
         <w:drawing>
           <wp:inline>
-            <wp:extent cx="3600000" cy="2176828"/>
+            <wp:extent cx="3600000" cy="2149367"/>
             <wp:effectExtent b="0" l="0" r="0" t="0"/>
             <wp:docPr descr="" title="" id="111" name="Picture"/>
             <a:graphic>
@@ -23015,7 +24665,7 @@
                   <pic:spPr bwMode="auto">
                     <a:xfrm>
                       <a:off x="0" y="0"/>
-                      <a:ext cx="3600000" cy="2176828"/>
+                      <a:ext cx="3600000" cy="2149367"/>
                     </a:xfrm>
                     <a:prstGeom prst="rect">
                       <a:avLst/>
@@ -23036,6 +24686,46 @@
     </w:p>
     <w:p>
       <w:pPr>
+        <w:spacing w:before="0" w:after="0"/>
+      </w:pPr>
+    </w:p>
+    <w:p>
+      <w:pPr>
+        <w:spacing w:before="0" w:after="0"/>
+      </w:pPr>
+    </w:p>
+    <w:p>
+      <w:pPr>
+        <w:spacing w:before="0" w:after="0"/>
+      </w:pPr>
+    </w:p>
+    <w:p>
+      <w:pPr>
+        <w:spacing w:before="0" w:after="0"/>
+      </w:pPr>
+    </w:p>
+    <w:p>
+      <w:pPr>
+        <w:spacing w:before="0" w:after="0"/>
+      </w:pPr>
+    </w:p>
+    <w:p>
+      <w:pPr>
+        <w:spacing w:before="0" w:after="0"/>
+      </w:pPr>
+    </w:p>
+    <w:p>
+      <w:pPr>
+        <w:spacing w:before="0" w:after="0"/>
+      </w:pPr>
+    </w:p>
+    <w:p>
+      <w:pPr>
+        <w:spacing w:before="0" w:after="0"/>
+      </w:pPr>
+    </w:p>
+    <w:p>
+      <w:pPr>
         <w:spacing w:before="160" w:after="80"/>
       </w:pPr>
       <w:r>
@@ -23544,6 +25234,46 @@
     </w:p>
     <w:p>
       <w:pPr>
+        <w:spacing w:before="0" w:after="0"/>
+      </w:pPr>
+    </w:p>
+    <w:p>
+      <w:pPr>
+        <w:spacing w:before="0" w:after="0"/>
+      </w:pPr>
+    </w:p>
+    <w:p>
+      <w:pPr>
+        <w:spacing w:before="0" w:after="0"/>
+      </w:pPr>
+    </w:p>
+    <w:p>
+      <w:pPr>
+        <w:spacing w:before="0" w:after="0"/>
+      </w:pPr>
+    </w:p>
+    <w:p>
+      <w:pPr>
+        <w:spacing w:before="0" w:after="0"/>
+      </w:pPr>
+    </w:p>
+    <w:p>
+      <w:pPr>
+        <w:spacing w:before="0" w:after="0"/>
+      </w:pPr>
+    </w:p>
+    <w:p>
+      <w:pPr>
+        <w:spacing w:before="0" w:after="0"/>
+      </w:pPr>
+    </w:p>
+    <w:p>
+      <w:pPr>
+        <w:spacing w:before="0" w:after="0"/>
+      </w:pPr>
+    </w:p>
+    <w:p>
+      <w:pPr>
         <w:spacing w:before="160" w:after="80"/>
       </w:pPr>
       <w:r>
@@ -23837,6 +25567,16 @@
         </w:rPr>
         <w:t>。</w:t>
       </w:r>
+    </w:p>
+    <w:p>
+      <w:pPr>
+        <w:spacing w:before="0" w:after="0"/>
+      </w:pPr>
+    </w:p>
+    <w:p>
+      <w:pPr>
+        <w:spacing w:before="0" w:after="0"/>
+      </w:pPr>
     </w:p>
     <w:p>
       <w:pPr>
@@ -26840,6 +28580,46 @@
     </w:p>
     <w:p>
       <w:pPr>
+        <w:spacing w:before="0" w:after="0"/>
+      </w:pPr>
+    </w:p>
+    <w:p>
+      <w:pPr>
+        <w:spacing w:before="0" w:after="0"/>
+      </w:pPr>
+    </w:p>
+    <w:p>
+      <w:pPr>
+        <w:spacing w:before="0" w:after="0"/>
+      </w:pPr>
+    </w:p>
+    <w:p>
+      <w:pPr>
+        <w:spacing w:before="0" w:after="0"/>
+      </w:pPr>
+    </w:p>
+    <w:p>
+      <w:pPr>
+        <w:spacing w:before="0" w:after="0"/>
+      </w:pPr>
+    </w:p>
+    <w:p>
+      <w:pPr>
+        <w:spacing w:before="0" w:after="0"/>
+      </w:pPr>
+    </w:p>
+    <w:p>
+      <w:pPr>
+        <w:spacing w:before="0" w:after="0"/>
+      </w:pPr>
+    </w:p>
+    <w:p>
+      <w:pPr>
+        <w:spacing w:before="0" w:after="0"/>
+      </w:pPr>
+    </w:p>
+    <w:p>
+      <w:pPr>
         <w:spacing w:before="160" w:after="80"/>
       </w:pPr>
       <w:r>
@@ -27570,6 +29350,46 @@
     </w:p>
     <w:p>
       <w:pPr>
+        <w:spacing w:before="0" w:after="0"/>
+      </w:pPr>
+    </w:p>
+    <w:p>
+      <w:pPr>
+        <w:spacing w:before="0" w:after="0"/>
+      </w:pPr>
+    </w:p>
+    <w:p>
+      <w:pPr>
+        <w:spacing w:before="0" w:after="0"/>
+      </w:pPr>
+    </w:p>
+    <w:p>
+      <w:pPr>
+        <w:spacing w:before="0" w:after="0"/>
+      </w:pPr>
+    </w:p>
+    <w:p>
+      <w:pPr>
+        <w:spacing w:before="0" w:after="0"/>
+      </w:pPr>
+    </w:p>
+    <w:p>
+      <w:pPr>
+        <w:spacing w:before="0" w:after="0"/>
+      </w:pPr>
+    </w:p>
+    <w:p>
+      <w:pPr>
+        <w:spacing w:before="0" w:after="0"/>
+      </w:pPr>
+    </w:p>
+    <w:p>
+      <w:pPr>
+        <w:spacing w:before="0" w:after="0"/>
+      </w:pPr>
+    </w:p>
+    <w:p>
+      <w:pPr>
         <w:spacing w:before="160" w:after="80"/>
       </w:pPr>
       <w:r>
@@ -27676,7 +29496,7 @@
         </w:rPr>
         <w:drawing>
           <wp:inline>
-            <wp:extent cx="1800000" cy="1705263"/>
+            <wp:extent cx="1800000" cy="1696154"/>
             <wp:effectExtent b="0" l="0" r="0" t="0"/>
             <wp:docPr descr="" title="" id="119" name="Picture"/>
             <a:graphic>
@@ -27697,7 +29517,7 @@
                   <pic:spPr bwMode="auto">
                     <a:xfrm>
                       <a:off x="0" y="0"/>
-                      <a:ext cx="1800000" cy="1705263"/>
+                      <a:ext cx="1800000" cy="1696154"/>
                     </a:xfrm>
                     <a:prstGeom prst="rect">
                       <a:avLst/>
@@ -28363,6 +30183,46 @@
     </w:p>
     <w:p>
       <w:pPr>
+        <w:spacing w:before="0" w:after="0"/>
+      </w:pPr>
+    </w:p>
+    <w:p>
+      <w:pPr>
+        <w:spacing w:before="0" w:after="0"/>
+      </w:pPr>
+    </w:p>
+    <w:p>
+      <w:pPr>
+        <w:spacing w:before="0" w:after="0"/>
+      </w:pPr>
+    </w:p>
+    <w:p>
+      <w:pPr>
+        <w:spacing w:before="0" w:after="0"/>
+      </w:pPr>
+    </w:p>
+    <w:p>
+      <w:pPr>
+        <w:spacing w:before="0" w:after="0"/>
+      </w:pPr>
+    </w:p>
+    <w:p>
+      <w:pPr>
+        <w:spacing w:before="0" w:after="0"/>
+      </w:pPr>
+    </w:p>
+    <w:p>
+      <w:pPr>
+        <w:spacing w:before="0" w:after="0"/>
+      </w:pPr>
+    </w:p>
+    <w:p>
+      <w:pPr>
+        <w:spacing w:before="0" w:after="0"/>
+      </w:pPr>
+    </w:p>
+    <w:p>
+      <w:pPr>
         <w:spacing w:before="160" w:after="80"/>
       </w:pPr>
       <w:r>
@@ -29243,6 +31103,46 @@
     </w:p>
     <w:p>
       <w:pPr>
+        <w:spacing w:before="0" w:after="0"/>
+      </w:pPr>
+    </w:p>
+    <w:p>
+      <w:pPr>
+        <w:spacing w:before="0" w:after="0"/>
+      </w:pPr>
+    </w:p>
+    <w:p>
+      <w:pPr>
+        <w:spacing w:before="0" w:after="0"/>
+      </w:pPr>
+    </w:p>
+    <w:p>
+      <w:pPr>
+        <w:spacing w:before="0" w:after="0"/>
+      </w:pPr>
+    </w:p>
+    <w:p>
+      <w:pPr>
+        <w:spacing w:before="0" w:after="0"/>
+      </w:pPr>
+    </w:p>
+    <w:p>
+      <w:pPr>
+        <w:spacing w:before="0" w:after="0"/>
+      </w:pPr>
+    </w:p>
+    <w:p>
+      <w:pPr>
+        <w:spacing w:before="0" w:after="0"/>
+      </w:pPr>
+    </w:p>
+    <w:p>
+      <w:pPr>
+        <w:spacing w:before="0" w:after="0"/>
+      </w:pPr>
+    </w:p>
+    <w:p>
+      <w:pPr>
         <w:spacing w:before="160" w:after="80"/>
       </w:pPr>
       <w:r>
@@ -29606,6 +31506,46 @@
     </w:p>
     <w:p>
       <w:pPr>
+        <w:spacing w:before="0" w:after="0"/>
+      </w:pPr>
+    </w:p>
+    <w:p>
+      <w:pPr>
+        <w:spacing w:before="0" w:after="0"/>
+      </w:pPr>
+    </w:p>
+    <w:p>
+      <w:pPr>
+        <w:spacing w:before="0" w:after="0"/>
+      </w:pPr>
+    </w:p>
+    <w:p>
+      <w:pPr>
+        <w:spacing w:before="0" w:after="0"/>
+      </w:pPr>
+    </w:p>
+    <w:p>
+      <w:pPr>
+        <w:spacing w:before="0" w:after="0"/>
+      </w:pPr>
+    </w:p>
+    <w:p>
+      <w:pPr>
+        <w:spacing w:before="0" w:after="0"/>
+      </w:pPr>
+    </w:p>
+    <w:p>
+      <w:pPr>
+        <w:spacing w:before="0" w:after="0"/>
+      </w:pPr>
+    </w:p>
+    <w:p>
+      <w:pPr>
+        <w:spacing w:before="0" w:after="0"/>
+      </w:pPr>
+    </w:p>
+    <w:p>
+      <w:pPr>
         <w:spacing w:before="160" w:after="80"/>
       </w:pPr>
       <w:r>
@@ -29911,6 +31851,46 @@
     </w:p>
     <w:p>
       <w:pPr>
+        <w:spacing w:before="0" w:after="0"/>
+      </w:pPr>
+    </w:p>
+    <w:p>
+      <w:pPr>
+        <w:spacing w:before="0" w:after="0"/>
+      </w:pPr>
+    </w:p>
+    <w:p>
+      <w:pPr>
+        <w:spacing w:before="0" w:after="0"/>
+      </w:pPr>
+    </w:p>
+    <w:p>
+      <w:pPr>
+        <w:spacing w:before="0" w:after="0"/>
+      </w:pPr>
+    </w:p>
+    <w:p>
+      <w:pPr>
+        <w:spacing w:before="0" w:after="0"/>
+      </w:pPr>
+    </w:p>
+    <w:p>
+      <w:pPr>
+        <w:spacing w:before="0" w:after="0"/>
+      </w:pPr>
+    </w:p>
+    <w:p>
+      <w:pPr>
+        <w:spacing w:before="0" w:after="0"/>
+      </w:pPr>
+    </w:p>
+    <w:p>
+      <w:pPr>
+        <w:spacing w:before="0" w:after="0"/>
+      </w:pPr>
+    </w:p>
+    <w:p>
+      <w:pPr>
         <w:spacing w:before="160" w:after="80"/>
       </w:pPr>
       <w:r>
@@ -30146,6 +32126,31 @@
     </w:p>
     <w:p>
       <w:pPr>
+        <w:spacing w:before="0" w:after="0"/>
+      </w:pPr>
+    </w:p>
+    <w:p>
+      <w:pPr>
+        <w:spacing w:before="0" w:after="0"/>
+      </w:pPr>
+    </w:p>
+    <w:p>
+      <w:pPr>
+        <w:spacing w:before="0" w:after="0"/>
+      </w:pPr>
+    </w:p>
+    <w:p>
+      <w:pPr>
+        <w:spacing w:before="0" w:after="0"/>
+      </w:pPr>
+    </w:p>
+    <w:p>
+      <w:pPr>
+        <w:spacing w:before="0" w:after="0"/>
+      </w:pPr>
+    </w:p>
+    <w:p>
+      <w:pPr>
         <w:spacing w:before="160" w:after="80"/>
       </w:pPr>
       <w:r>
@@ -30431,6 +32436,46 @@
     </w:p>
     <w:p>
       <w:pPr>
+        <w:spacing w:before="0" w:after="0"/>
+      </w:pPr>
+    </w:p>
+    <w:p>
+      <w:pPr>
+        <w:spacing w:before="0" w:after="0"/>
+      </w:pPr>
+    </w:p>
+    <w:p>
+      <w:pPr>
+        <w:spacing w:before="0" w:after="0"/>
+      </w:pPr>
+    </w:p>
+    <w:p>
+      <w:pPr>
+        <w:spacing w:before="0" w:after="0"/>
+      </w:pPr>
+    </w:p>
+    <w:p>
+      <w:pPr>
+        <w:spacing w:before="0" w:after="0"/>
+      </w:pPr>
+    </w:p>
+    <w:p>
+      <w:pPr>
+        <w:spacing w:before="0" w:after="0"/>
+      </w:pPr>
+    </w:p>
+    <w:p>
+      <w:pPr>
+        <w:spacing w:before="0" w:after="0"/>
+      </w:pPr>
+    </w:p>
+    <w:p>
+      <w:pPr>
+        <w:spacing w:before="0" w:after="0"/>
+      </w:pPr>
+    </w:p>
+    <w:p>
+      <w:pPr>
         <w:spacing w:before="160" w:after="80"/>
       </w:pPr>
       <w:r>
@@ -30690,6 +32735,31 @@
     </w:p>
     <w:p>
       <w:pPr>
+        <w:spacing w:before="0" w:after="0"/>
+      </w:pPr>
+    </w:p>
+    <w:p>
+      <w:pPr>
+        <w:spacing w:before="0" w:after="0"/>
+      </w:pPr>
+    </w:p>
+    <w:p>
+      <w:pPr>
+        <w:spacing w:before="0" w:after="0"/>
+      </w:pPr>
+    </w:p>
+    <w:p>
+      <w:pPr>
+        <w:spacing w:before="0" w:after="0"/>
+      </w:pPr>
+    </w:p>
+    <w:p>
+      <w:pPr>
+        <w:spacing w:before="0" w:after="0"/>
+      </w:pPr>
+    </w:p>
+    <w:p>
+      <w:pPr>
         <w:spacing w:before="160" w:after="80"/>
       </w:pPr>
       <w:r>
@@ -31003,6 +33073,31 @@
     </w:p>
     <w:p>
       <w:pPr>
+        <w:spacing w:before="0" w:after="0"/>
+      </w:pPr>
+    </w:p>
+    <w:p>
+      <w:pPr>
+        <w:spacing w:before="0" w:after="0"/>
+      </w:pPr>
+    </w:p>
+    <w:p>
+      <w:pPr>
+        <w:spacing w:before="0" w:after="0"/>
+      </w:pPr>
+    </w:p>
+    <w:p>
+      <w:pPr>
+        <w:spacing w:before="0" w:after="0"/>
+      </w:pPr>
+    </w:p>
+    <w:p>
+      <w:pPr>
+        <w:spacing w:before="0" w:after="0"/>
+      </w:pPr>
+    </w:p>
+    <w:p>
+      <w:pPr>
         <w:spacing w:before="160" w:after="80"/>
       </w:pPr>
       <w:r>
@@ -31227,6 +33322,31 @@
     </w:p>
     <w:p>
       <w:pPr>
+        <w:spacing w:before="0" w:after="0"/>
+      </w:pPr>
+    </w:p>
+    <w:p>
+      <w:pPr>
+        <w:spacing w:before="0" w:after="0"/>
+      </w:pPr>
+    </w:p>
+    <w:p>
+      <w:pPr>
+        <w:spacing w:before="0" w:after="0"/>
+      </w:pPr>
+    </w:p>
+    <w:p>
+      <w:pPr>
+        <w:spacing w:before="0" w:after="0"/>
+      </w:pPr>
+    </w:p>
+    <w:p>
+      <w:pPr>
+        <w:spacing w:before="0" w:after="0"/>
+      </w:pPr>
+    </w:p>
+    <w:p>
+      <w:pPr>
         <w:spacing w:before="160" w:after="80"/>
       </w:pPr>
       <w:r>
@@ -31456,6 +33576,31 @@
     </w:p>
     <w:p>
       <w:pPr>
+        <w:spacing w:before="0" w:after="0"/>
+      </w:pPr>
+    </w:p>
+    <w:p>
+      <w:pPr>
+        <w:spacing w:before="0" w:after="0"/>
+      </w:pPr>
+    </w:p>
+    <w:p>
+      <w:pPr>
+        <w:spacing w:before="0" w:after="0"/>
+      </w:pPr>
+    </w:p>
+    <w:p>
+      <w:pPr>
+        <w:spacing w:before="0" w:after="0"/>
+      </w:pPr>
+    </w:p>
+    <w:p>
+      <w:pPr>
+        <w:spacing w:before="0" w:after="0"/>
+      </w:pPr>
+    </w:p>
+    <w:p>
+      <w:pPr>
         <w:spacing w:before="160" w:after="80"/>
       </w:pPr>
       <w:r>
@@ -31860,6 +34005,46 @@
     </w:p>
     <w:p>
       <w:pPr>
+        <w:spacing w:before="0" w:after="0"/>
+      </w:pPr>
+    </w:p>
+    <w:p>
+      <w:pPr>
+        <w:spacing w:before="0" w:after="0"/>
+      </w:pPr>
+    </w:p>
+    <w:p>
+      <w:pPr>
+        <w:spacing w:before="0" w:after="0"/>
+      </w:pPr>
+    </w:p>
+    <w:p>
+      <w:pPr>
+        <w:spacing w:before="0" w:after="0"/>
+      </w:pPr>
+    </w:p>
+    <w:p>
+      <w:pPr>
+        <w:spacing w:before="0" w:after="0"/>
+      </w:pPr>
+    </w:p>
+    <w:p>
+      <w:pPr>
+        <w:spacing w:before="0" w:after="0"/>
+      </w:pPr>
+    </w:p>
+    <w:p>
+      <w:pPr>
+        <w:spacing w:before="0" w:after="0"/>
+      </w:pPr>
+    </w:p>
+    <w:p>
+      <w:pPr>
+        <w:spacing w:before="0" w:after="0"/>
+      </w:pPr>
+    </w:p>
+    <w:p>
+      <w:pPr>
         <w:spacing w:before="160" w:after="80"/>
       </w:pPr>
       <w:r>
@@ -32122,6 +34307,31 @@
     </w:p>
     <w:p>
       <w:pPr>
+        <w:spacing w:before="0" w:after="0"/>
+      </w:pPr>
+    </w:p>
+    <w:p>
+      <w:pPr>
+        <w:spacing w:before="0" w:after="0"/>
+      </w:pPr>
+    </w:p>
+    <w:p>
+      <w:pPr>
+        <w:spacing w:before="0" w:after="0"/>
+      </w:pPr>
+    </w:p>
+    <w:p>
+      <w:pPr>
+        <w:spacing w:before="0" w:after="0"/>
+      </w:pPr>
+    </w:p>
+    <w:p>
+      <w:pPr>
+        <w:spacing w:before="0" w:after="0"/>
+      </w:pPr>
+    </w:p>
+    <w:p>
+      <w:pPr>
         <w:spacing w:before="160" w:after="80"/>
       </w:pPr>
       <w:r>
@@ -32567,6 +34777,46 @@
         </w:rPr>
         <w:t>？</w:t>
       </w:r>
+    </w:p>
+    <w:p>
+      <w:pPr>
+        <w:spacing w:before="0" w:after="0"/>
+      </w:pPr>
+    </w:p>
+    <w:p>
+      <w:pPr>
+        <w:spacing w:before="0" w:after="0"/>
+      </w:pPr>
+    </w:p>
+    <w:p>
+      <w:pPr>
+        <w:spacing w:before="0" w:after="0"/>
+      </w:pPr>
+    </w:p>
+    <w:p>
+      <w:pPr>
+        <w:spacing w:before="0" w:after="0"/>
+      </w:pPr>
+    </w:p>
+    <w:p>
+      <w:pPr>
+        <w:spacing w:before="0" w:after="0"/>
+      </w:pPr>
+    </w:p>
+    <w:p>
+      <w:pPr>
+        <w:spacing w:before="0" w:after="0"/>
+      </w:pPr>
+    </w:p>
+    <w:p>
+      <w:pPr>
+        <w:spacing w:before="0" w:after="0"/>
+      </w:pPr>
+    </w:p>
+    <w:p>
+      <w:pPr>
+        <w:spacing w:before="0" w:after="0"/>
+      </w:pPr>
     </w:p>
     <w:p>
       <w:pPr>
@@ -32948,6 +35198,46 @@
     </w:p>
     <w:p>
       <w:pPr>
+        <w:spacing w:before="0" w:after="0"/>
+      </w:pPr>
+    </w:p>
+    <w:p>
+      <w:pPr>
+        <w:spacing w:before="0" w:after="0"/>
+      </w:pPr>
+    </w:p>
+    <w:p>
+      <w:pPr>
+        <w:spacing w:before="0" w:after="0"/>
+      </w:pPr>
+    </w:p>
+    <w:p>
+      <w:pPr>
+        <w:spacing w:before="0" w:after="0"/>
+      </w:pPr>
+    </w:p>
+    <w:p>
+      <w:pPr>
+        <w:spacing w:before="0" w:after="0"/>
+      </w:pPr>
+    </w:p>
+    <w:p>
+      <w:pPr>
+        <w:spacing w:before="0" w:after="0"/>
+      </w:pPr>
+    </w:p>
+    <w:p>
+      <w:pPr>
+        <w:spacing w:before="0" w:after="0"/>
+      </w:pPr>
+    </w:p>
+    <w:p>
+      <w:pPr>
+        <w:spacing w:before="0" w:after="0"/>
+      </w:pPr>
+    </w:p>
+    <w:p>
+      <w:pPr>
         <w:spacing w:before="160" w:after="80"/>
       </w:pPr>
       <w:r>
@@ -33226,6 +35516,31 @@
     </w:p>
     <w:p>
       <w:pPr>
+        <w:spacing w:before="0" w:after="0"/>
+      </w:pPr>
+    </w:p>
+    <w:p>
+      <w:pPr>
+        <w:spacing w:before="0" w:after="0"/>
+      </w:pPr>
+    </w:p>
+    <w:p>
+      <w:pPr>
+        <w:spacing w:before="0" w:after="0"/>
+      </w:pPr>
+    </w:p>
+    <w:p>
+      <w:pPr>
+        <w:spacing w:before="0" w:after="0"/>
+      </w:pPr>
+    </w:p>
+    <w:p>
+      <w:pPr>
+        <w:spacing w:before="0" w:after="0"/>
+      </w:pPr>
+    </w:p>
+    <w:p>
+      <w:pPr>
         <w:spacing w:before="160" w:after="80"/>
       </w:pPr>
       <w:r>
@@ -33527,6 +35842,31 @@
         </w:rPr>
         <w:t>。</w:t>
       </w:r>
+    </w:p>
+    <w:p>
+      <w:pPr>
+        <w:spacing w:before="0" w:after="0"/>
+      </w:pPr>
+    </w:p>
+    <w:p>
+      <w:pPr>
+        <w:spacing w:before="0" w:after="0"/>
+      </w:pPr>
+    </w:p>
+    <w:p>
+      <w:pPr>
+        <w:spacing w:before="0" w:after="0"/>
+      </w:pPr>
+    </w:p>
+    <w:p>
+      <w:pPr>
+        <w:spacing w:before="0" w:after="0"/>
+      </w:pPr>
+    </w:p>
+    <w:p>
+      <w:pPr>
+        <w:spacing w:before="0" w:after="0"/>
+      </w:pPr>
     </w:p>
     <w:p>
       <w:pPr>

--- a/00-首页/题组Word/习题书/第三篇-有机化学/7-金属有机与偶联反应-学生版-打印版.docx
+++ b/00-首页/题组Word/习题书/第三篇-有机化学/7-金属有机与偶联反应-学生版-打印版.docx
@@ -6,9 +6,8 @@
     <w:p>
       <w:pPr>
         <w:pStyle w:val="Heading1"/>
-        <w:spacing w:before="0" w:after="240"/>
+        <w:spacing w:before="280" w:after="120"/>
         <w:jc w:val="center"/>
-        <w:keepNext/>
       </w:pPr>
       <w:r>
         <w:rPr>
@@ -55,8 +54,7 @@
     <w:p>
       <w:pPr>
         <w:pStyle w:val="Heading2"/>
-        <w:spacing w:before="280" w:after="80"/>
-        <w:keepNext/>
+        <w:spacing w:before="280" w:after="120"/>
       </w:pPr>
       <w:r>
         <w:rPr>
@@ -70,8 +68,7 @@
     <w:p>
       <w:pPr>
         <w:pStyle w:val="Heading2"/>
-        <w:spacing w:before="280" w:after="80"/>
-        <w:keepNext/>
+        <w:spacing w:before="280" w:after="120"/>
       </w:pPr>
       <w:r>
         <w:rPr>
@@ -133,8 +130,7 @@
     <w:p>
       <w:pPr>
         <w:pStyle w:val="Heading2"/>
-        <w:spacing w:before="280" w:after="80"/>
-        <w:keepNext/>
+        <w:spacing w:before="280" w:after="120"/>
       </w:pPr>
       <w:r>
         <w:rPr>
@@ -196,8 +192,7 @@
     <w:p>
       <w:pPr>
         <w:pStyle w:val="Heading2"/>
-        <w:spacing w:before="280" w:after="80"/>
-        <w:keepNext/>
+        <w:spacing w:before="280" w:after="120"/>
       </w:pPr>
       <w:r>
         <w:rPr>
@@ -259,8 +254,7 @@
     <w:p>
       <w:pPr>
         <w:pStyle w:val="Heading2"/>
-        <w:spacing w:before="280" w:after="80"/>
-        <w:keepNext/>
+        <w:spacing w:before="280" w:after="120"/>
       </w:pPr>
       <w:r>
         <w:rPr>
@@ -334,8 +328,7 @@
     <w:p>
       <w:pPr>
         <w:pStyle w:val="Heading2"/>
-        <w:spacing w:before="280" w:after="80"/>
-        <w:keepNext/>
+        <w:spacing w:before="280" w:after="120"/>
       </w:pPr>
       <w:r>
         <w:rPr>
@@ -409,8 +402,7 @@
     <w:p>
       <w:pPr>
         <w:pStyle w:val="Heading2"/>
-        <w:spacing w:before="280" w:after="80"/>
-        <w:keepNext/>
+        <w:spacing w:before="280" w:after="120"/>
       </w:pPr>
       <w:r>
         <w:rPr>
@@ -520,8 +512,7 @@
     <w:p>
       <w:pPr>
         <w:pStyle w:val="Heading2"/>
-        <w:spacing w:before="280" w:after="80"/>
-        <w:keepNext/>
+        <w:spacing w:before="280" w:after="120"/>
       </w:pPr>
       <w:r>
         <w:rPr>
@@ -751,8 +742,7 @@
     <w:p>
       <w:pPr>
         <w:pStyle w:val="Heading2"/>
-        <w:spacing w:before="280" w:after="80"/>
-        <w:keepNext/>
+        <w:spacing w:before="280" w:after="120"/>
       </w:pPr>
       <w:r>
         <w:rPr>
@@ -866,8 +856,7 @@
     <w:p>
       <w:pPr>
         <w:pStyle w:val="Heading2"/>
-        <w:spacing w:before="280" w:after="80"/>
-        <w:keepNext/>
+        <w:spacing w:before="280" w:after="120"/>
       </w:pPr>
       <w:r>
         <w:rPr>
@@ -941,8 +930,7 @@
     <w:p>
       <w:pPr>
         <w:pStyle w:val="Heading2"/>
-        <w:spacing w:before="280" w:after="80"/>
-        <w:keepNext/>
+        <w:spacing w:before="280" w:after="120"/>
       </w:pPr>
       <w:r>
         <w:rPr>
@@ -1004,8 +992,7 @@
     <w:p>
       <w:pPr>
         <w:pStyle w:val="Heading2"/>
-        <w:spacing w:before="280" w:after="80"/>
-        <w:keepNext/>
+        <w:spacing w:before="280" w:after="120"/>
       </w:pPr>
       <w:r>
         <w:rPr>
@@ -1109,8 +1096,7 @@
     <w:p>
       <w:pPr>
         <w:pStyle w:val="Heading2"/>
-        <w:spacing w:before="280" w:after="80"/>
-        <w:keepNext/>
+        <w:spacing w:before="280" w:after="120"/>
       </w:pPr>
       <w:r>
         <w:rPr>
@@ -1250,8 +1236,7 @@
     <w:p>
       <w:pPr>
         <w:pStyle w:val="Heading2"/>
-        <w:spacing w:before="280" w:after="80"/>
-        <w:keepNext/>
+        <w:spacing w:before="280" w:after="120"/>
       </w:pPr>
       <w:r>
         <w:rPr>
@@ -1372,8 +1357,7 @@
     <w:p>
       <w:pPr>
         <w:pStyle w:val="Heading2"/>
-        <w:spacing w:before="280" w:after="80"/>
-        <w:keepNext/>
+        <w:spacing w:before="280" w:after="120"/>
       </w:pPr>
       <w:r>
         <w:rPr>
@@ -1512,8 +1496,7 @@
     <w:p>
       <w:pPr>
         <w:pStyle w:val="Heading2"/>
-        <w:spacing w:before="280" w:after="80"/>
-        <w:keepNext/>
+        <w:spacing w:before="280" w:after="120"/>
       </w:pPr>
       <w:r>
         <w:rPr>
@@ -1679,8 +1662,7 @@
     <w:p>
       <w:pPr>
         <w:pStyle w:val="Heading2"/>
-        <w:spacing w:before="280" w:after="80"/>
-        <w:keepNext/>
+        <w:spacing w:before="280" w:after="120"/>
       </w:pPr>
       <w:r>
         <w:rPr>
@@ -2015,8 +1997,7 @@
     <w:p>
       <w:pPr>
         <w:pStyle w:val="Heading2"/>
-        <w:spacing w:before="280" w:after="80"/>
-        <w:keepNext/>
+        <w:spacing w:before="280" w:after="120"/>
       </w:pPr>
       <w:r>
         <w:rPr>
@@ -2207,8 +2188,7 @@
     <w:p>
       <w:pPr>
         <w:pStyle w:val="Heading2"/>
-        <w:spacing w:before="280" w:after="80"/>
-        <w:keepNext/>
+        <w:spacing w:before="280" w:after="120"/>
       </w:pPr>
       <w:r>
         <w:rPr>
@@ -2448,8 +2428,7 @@
     <w:p>
       <w:pPr>
         <w:pStyle w:val="Heading2"/>
-        <w:spacing w:before="280" w:after="80"/>
-        <w:keepNext/>
+        <w:spacing w:before="280" w:after="120"/>
       </w:pPr>
       <w:r>
         <w:rPr>
@@ -2639,8 +2618,7 @@
     <w:p>
       <w:pPr>
         <w:pStyle w:val="Heading2"/>
-        <w:spacing w:before="280" w:after="80"/>
-        <w:keepNext/>
+        <w:spacing w:before="280" w:after="120"/>
       </w:pPr>
       <w:r>
         <w:rPr>
@@ -2822,8 +2800,7 @@
     <w:p>
       <w:pPr>
         <w:pStyle w:val="Heading2"/>
-        <w:spacing w:before="280" w:after="80"/>
-        <w:keepNext/>
+        <w:spacing w:before="280" w:after="120"/>
       </w:pPr>
       <w:r>
         <w:rPr>
@@ -2987,8 +2964,7 @@
     <w:p>
       <w:pPr>
         <w:pStyle w:val="Heading2"/>
-        <w:spacing w:before="280" w:after="80"/>
-        <w:keepNext/>
+        <w:spacing w:before="280" w:after="120"/>
       </w:pPr>
       <w:r>
         <w:rPr>
@@ -3640,8 +3616,7 @@
     <w:p>
       <w:pPr>
         <w:pStyle w:val="Heading2"/>
-        <w:spacing w:before="280" w:after="80"/>
-        <w:keepNext/>
+        <w:spacing w:before="280" w:after="120"/>
       </w:pPr>
       <w:r>
         <w:rPr>
@@ -3968,8 +3943,7 @@
     <w:p>
       <w:pPr>
         <w:pStyle w:val="Heading2"/>
-        <w:spacing w:before="280" w:after="80"/>
-        <w:keepNext/>
+        <w:spacing w:before="280" w:after="120"/>
       </w:pPr>
       <w:r>
         <w:rPr>
@@ -4484,8 +4458,7 @@
     <w:p>
       <w:pPr>
         <w:pStyle w:val="Heading2"/>
-        <w:spacing w:before="280" w:after="80"/>
-        <w:keepNext/>
+        <w:spacing w:before="280" w:after="120"/>
       </w:pPr>
       <w:r>
         <w:rPr>
@@ -4834,8 +4807,7 @@
     <w:p>
       <w:pPr>
         <w:pStyle w:val="Heading2"/>
-        <w:spacing w:before="280" w:after="80"/>
-        <w:keepNext/>
+        <w:spacing w:before="280" w:after="120"/>
       </w:pPr>
       <w:r>
         <w:rPr>
@@ -5014,8 +4986,7 @@
     <w:p>
       <w:pPr>
         <w:pStyle w:val="Heading2"/>
-        <w:spacing w:before="280" w:after="80"/>
-        <w:keepNext/>
+        <w:spacing w:before="280" w:after="120"/>
       </w:pPr>
       <w:r>
         <w:rPr>
@@ -6239,8 +6210,7 @@
     <w:p>
       <w:pPr>
         <w:pStyle w:val="Heading2"/>
-        <w:spacing w:before="280" w:after="80"/>
-        <w:keepNext/>
+        <w:spacing w:before="280" w:after="120"/>
       </w:pPr>
       <w:r>
         <w:rPr>
@@ -6680,8 +6650,7 @@
     <w:p>
       <w:pPr>
         <w:pStyle w:val="Heading2"/>
-        <w:spacing w:before="280" w:after="80"/>
-        <w:keepNext/>
+        <w:spacing w:before="280" w:after="120"/>
       </w:pPr>
       <w:r>
         <w:rPr>
@@ -7175,8 +7144,7 @@
     <w:p>
       <w:pPr>
         <w:pStyle w:val="Heading2"/>
-        <w:spacing w:before="280" w:after="80"/>
-        <w:keepNext/>
+        <w:spacing w:before="280" w:after="120"/>
       </w:pPr>
       <w:r>
         <w:rPr>
@@ -7475,8 +7443,7 @@
     <w:p>
       <w:pPr>
         <w:pStyle w:val="Heading2"/>
-        <w:spacing w:before="280" w:after="80"/>
-        <w:keepNext/>
+        <w:spacing w:before="280" w:after="120"/>
       </w:pPr>
       <w:r>
         <w:rPr>
@@ -7858,8 +7825,7 @@
     <w:p>
       <w:pPr>
         <w:pStyle w:val="Heading2"/>
-        <w:spacing w:before="280" w:after="80"/>
-        <w:keepNext/>
+        <w:spacing w:before="280" w:after="120"/>
       </w:pPr>
       <w:r>
         <w:rPr>
@@ -8210,8 +8176,7 @@
     <w:p>
       <w:pPr>
         <w:pStyle w:val="Heading2"/>
-        <w:spacing w:before="280" w:after="80"/>
-        <w:keepNext/>
+        <w:spacing w:before="280" w:after="120"/>
       </w:pPr>
       <w:r>
         <w:rPr>
@@ -8836,8 +8801,7 @@
     <w:p>
       <w:pPr>
         <w:pStyle w:val="Heading2"/>
-        <w:spacing w:before="280" w:after="80"/>
-        <w:keepNext/>
+        <w:spacing w:before="280" w:after="120"/>
       </w:pPr>
       <w:r>
         <w:rPr>
@@ -9800,8 +9764,7 @@
     <w:p>
       <w:pPr>
         <w:pStyle w:val="Heading2"/>
-        <w:spacing w:before="280" w:after="80"/>
-        <w:keepNext/>
+        <w:spacing w:before="280" w:after="120"/>
       </w:pPr>
       <w:r>
         <w:rPr>
@@ -10494,8 +10457,7 @@
     <w:p>
       <w:pPr>
         <w:pStyle w:val="Heading2"/>
-        <w:spacing w:before="280" w:after="80"/>
-        <w:keepNext/>
+        <w:spacing w:before="280" w:after="120"/>
       </w:pPr>
       <w:r>
         <w:rPr>
@@ -11636,8 +11598,7 @@
     <w:p>
       <w:pPr>
         <w:pStyle w:val="Heading2"/>
-        <w:spacing w:before="280" w:after="80"/>
-        <w:keepNext/>
+        <w:spacing w:before="280" w:after="120"/>
       </w:pPr>
       <w:r>
         <w:rPr>
@@ -12145,8 +12106,7 @@
     <w:p>
       <w:pPr>
         <w:pStyle w:val="Heading2"/>
-        <w:spacing w:before="280" w:after="80"/>
-        <w:keepNext/>
+        <w:spacing w:before="280" w:after="120"/>
       </w:pPr>
       <w:r>
         <w:rPr>
@@ -12605,8 +12565,7 @@
     <w:p>
       <w:pPr>
         <w:pStyle w:val="Heading2"/>
-        <w:spacing w:before="280" w:after="80"/>
-        <w:keepNext/>
+        <w:spacing w:before="280" w:after="120"/>
       </w:pPr>
       <w:r>
         <w:rPr>
@@ -13543,8 +13502,7 @@
     <w:p>
       <w:pPr>
         <w:pStyle w:val="Heading2"/>
-        <w:spacing w:before="280" w:after="80"/>
-        <w:keepNext/>
+        <w:spacing w:before="280" w:after="120"/>
       </w:pPr>
       <w:r>
         <w:rPr>
@@ -13985,8 +13943,7 @@
     <w:p>
       <w:pPr>
         <w:pStyle w:val="Heading2"/>
-        <w:spacing w:before="280" w:after="80"/>
-        <w:keepNext/>
+        <w:spacing w:before="280" w:after="120"/>
       </w:pPr>
       <w:r>
         <w:rPr>
@@ -14740,8 +14697,7 @@
     <w:p>
       <w:pPr>
         <w:pStyle w:val="Heading2"/>
-        <w:spacing w:before="280" w:after="80"/>
-        <w:keepNext/>
+        <w:spacing w:before="280" w:after="120"/>
       </w:pPr>
       <w:r>
         <w:rPr>
@@ -15200,8 +15156,7 @@
     <w:p>
       <w:pPr>
         <w:pStyle w:val="Heading2"/>
-        <w:spacing w:before="280" w:after="80"/>
-        <w:keepNext/>
+        <w:spacing w:before="280" w:after="120"/>
       </w:pPr>
       <w:r>
         <w:rPr>
@@ -15909,8 +15864,7 @@
     <w:p>
       <w:pPr>
         <w:pStyle w:val="Heading2"/>
-        <w:spacing w:before="280" w:after="80"/>
-        <w:keepNext/>
+        <w:spacing w:before="280" w:after="120"/>
       </w:pPr>
       <w:r>
         <w:rPr>
@@ -18092,8 +18046,7 @@
     <w:p>
       <w:pPr>
         <w:pStyle w:val="Heading2"/>
-        <w:spacing w:before="280" w:after="80"/>
-        <w:keepNext/>
+        <w:spacing w:before="280" w:after="120"/>
       </w:pPr>
       <w:r>
         <w:rPr>
@@ -18465,8 +18418,7 @@
     <w:p>
       <w:pPr>
         <w:pStyle w:val="Heading2"/>
-        <w:spacing w:before="280" w:after="80"/>
-        <w:keepNext/>
+        <w:spacing w:before="280" w:after="120"/>
       </w:pPr>
       <w:r>
         <w:rPr>
@@ -19505,8 +19457,7 @@
     <w:p>
       <w:pPr>
         <w:pStyle w:val="Heading2"/>
-        <w:spacing w:before="280" w:after="80"/>
-        <w:keepNext/>
+        <w:spacing w:before="280" w:after="120"/>
       </w:pPr>
       <w:r>
         <w:rPr>
@@ -20258,8 +20209,7 @@
     <w:p>
       <w:pPr>
         <w:pStyle w:val="Heading2"/>
-        <w:spacing w:before="280" w:after="80"/>
-        <w:keepNext/>
+        <w:spacing w:before="280" w:after="120"/>
       </w:pPr>
       <w:r>
         <w:rPr>
@@ -21724,8 +21674,7 @@
     <w:p>
       <w:pPr>
         <w:pStyle w:val="Heading2"/>
-        <w:spacing w:before="280" w:after="80"/>
-        <w:keepNext/>
+        <w:spacing w:before="280" w:after="120"/>
       </w:pPr>
       <w:r>
         <w:rPr>
@@ -22013,8 +21962,7 @@
     <w:p>
       <w:pPr>
         <w:pStyle w:val="Heading2"/>
-        <w:spacing w:before="280" w:after="80"/>
-        <w:keepNext/>
+        <w:spacing w:before="280" w:after="120"/>
       </w:pPr>
       <w:r>
         <w:rPr>
@@ -22578,8 +22526,7 @@
     <w:p>
       <w:pPr>
         <w:pStyle w:val="Heading2"/>
-        <w:spacing w:before="280" w:after="80"/>
-        <w:keepNext/>
+        <w:spacing w:before="280" w:after="120"/>
       </w:pPr>
       <w:r>
         <w:rPr>
@@ -22850,8 +22797,7 @@
     <w:p>
       <w:pPr>
         <w:pStyle w:val="Heading2"/>
-        <w:spacing w:before="280" w:after="80"/>
-        <w:keepNext/>
+        <w:spacing w:before="280" w:after="120"/>
       </w:pPr>
       <w:r>
         <w:rPr>
@@ -23330,8 +23276,7 @@
     <w:p>
       <w:pPr>
         <w:pStyle w:val="Heading2"/>
-        <w:spacing w:before="280" w:after="80"/>
-        <w:keepNext/>
+        <w:spacing w:before="280" w:after="120"/>
       </w:pPr>
       <w:r>
         <w:rPr>
@@ -23345,8 +23290,7 @@
     <w:p>
       <w:pPr>
         <w:pStyle w:val="Heading2"/>
-        <w:spacing w:before="280" w:after="80"/>
-        <w:keepNext/>
+        <w:spacing w:before="280" w:after="120"/>
       </w:pPr>
       <w:r>
         <w:rPr>
@@ -23473,8 +23417,7 @@
     <w:p>
       <w:pPr>
         <w:pStyle w:val="Heading2"/>
-        <w:spacing w:before="280" w:after="80"/>
-        <w:keepNext/>
+        <w:spacing w:before="280" w:after="120"/>
       </w:pPr>
       <w:r>
         <w:rPr>
@@ -23571,8 +23514,7 @@
     <w:p>
       <w:pPr>
         <w:pStyle w:val="Heading2"/>
-        <w:spacing w:before="280" w:after="80"/>
-        <w:keepNext/>
+        <w:spacing w:before="280" w:after="120"/>
       </w:pPr>
       <w:r>
         <w:rPr>
@@ -23885,8 +23827,7 @@
     <w:p>
       <w:pPr>
         <w:pStyle w:val="Heading2"/>
-        <w:spacing w:before="280" w:after="80"/>
-        <w:keepNext/>
+        <w:spacing w:before="280" w:after="120"/>
       </w:pPr>
       <w:r>
         <w:rPr>
@@ -24230,8 +24171,7 @@
     <w:p>
       <w:pPr>
         <w:pStyle w:val="Heading2"/>
-        <w:spacing w:before="280" w:after="80"/>
-        <w:keepNext/>
+        <w:spacing w:before="280" w:after="120"/>
       </w:pPr>
       <w:r>
         <w:rPr>
@@ -24462,8 +24402,7 @@
     <w:p>
       <w:pPr>
         <w:pStyle w:val="Heading2"/>
-        <w:spacing w:before="280" w:after="80"/>
-        <w:keepNext/>
+        <w:spacing w:before="280" w:after="120"/>
       </w:pPr>
       <w:r>
         <w:rPr>
@@ -24739,8 +24678,7 @@
     <w:p>
       <w:pPr>
         <w:pStyle w:val="Heading2"/>
-        <w:spacing w:before="280" w:after="80"/>
-        <w:keepNext/>
+        <w:spacing w:before="280" w:after="120"/>
       </w:pPr>
       <w:r>
         <w:rPr>
@@ -25287,8 +25225,7 @@
     <w:p>
       <w:pPr>
         <w:pStyle w:val="Heading2"/>
-        <w:spacing w:before="280" w:after="80"/>
-        <w:keepNext/>
+        <w:spacing w:before="280" w:after="120"/>
       </w:pPr>
       <w:r>
         <w:rPr>
@@ -25593,8 +25530,7 @@
     <w:p>
       <w:pPr>
         <w:pStyle w:val="Heading2"/>
-        <w:spacing w:before="280" w:after="80"/>
-        <w:keepNext/>
+        <w:spacing w:before="280" w:after="120"/>
       </w:pPr>
       <w:r>
         <w:rPr>
@@ -28633,8 +28569,7 @@
     <w:p>
       <w:pPr>
         <w:pStyle w:val="Heading2"/>
-        <w:spacing w:before="280" w:after="80"/>
-        <w:keepNext/>
+        <w:spacing w:before="280" w:after="120"/>
       </w:pPr>
       <w:r>
         <w:rPr>
@@ -29403,8 +29338,7 @@
     <w:p>
       <w:pPr>
         <w:pStyle w:val="Heading2"/>
-        <w:spacing w:before="280" w:after="80"/>
-        <w:keepNext/>
+        <w:spacing w:before="280" w:after="120"/>
       </w:pPr>
       <w:r>
         <w:rPr>
@@ -30236,8 +30170,7 @@
     <w:p>
       <w:pPr>
         <w:pStyle w:val="Heading2"/>
-        <w:spacing w:before="280" w:after="80"/>
-        <w:keepNext/>
+        <w:spacing w:before="280" w:after="120"/>
       </w:pPr>
       <w:r>
         <w:rPr>
@@ -31156,8 +31089,7 @@
     <w:p>
       <w:pPr>
         <w:pStyle w:val="Heading2"/>
-        <w:spacing w:before="280" w:after="80"/>
-        <w:keepNext/>
+        <w:spacing w:before="280" w:after="120"/>
       </w:pPr>
       <w:r>
         <w:rPr>
@@ -31559,8 +31491,7 @@
     <w:p>
       <w:pPr>
         <w:pStyle w:val="Heading2"/>
-        <w:spacing w:before="280" w:after="80"/>
-        <w:keepNext/>
+        <w:spacing w:before="280" w:after="120"/>
       </w:pPr>
       <w:r>
         <w:rPr>
@@ -31904,8 +31835,7 @@
     <w:p>
       <w:pPr>
         <w:pStyle w:val="Heading2"/>
-        <w:spacing w:before="280" w:after="80"/>
-        <w:keepNext/>
+        <w:spacing w:before="280" w:after="120"/>
       </w:pPr>
       <w:r>
         <w:rPr>
@@ -32164,8 +32094,7 @@
     <w:p>
       <w:pPr>
         <w:pStyle w:val="Heading2"/>
-        <w:spacing w:before="280" w:after="80"/>
-        <w:keepNext/>
+        <w:spacing w:before="280" w:after="120"/>
       </w:pPr>
       <w:r>
         <w:rPr>
@@ -32489,8 +32418,7 @@
     <w:p>
       <w:pPr>
         <w:pStyle w:val="Heading2"/>
-        <w:spacing w:before="280" w:after="80"/>
-        <w:keepNext/>
+        <w:spacing w:before="280" w:after="120"/>
       </w:pPr>
       <w:r>
         <w:rPr>
@@ -32773,8 +32701,7 @@
     <w:p>
       <w:pPr>
         <w:pStyle w:val="Heading2"/>
-        <w:spacing w:before="280" w:after="80"/>
-        <w:keepNext/>
+        <w:spacing w:before="280" w:after="120"/>
       </w:pPr>
       <w:r>
         <w:rPr>
@@ -33111,8 +33038,7 @@
     <w:p>
       <w:pPr>
         <w:pStyle w:val="Heading2"/>
-        <w:spacing w:before="280" w:after="80"/>
-        <w:keepNext/>
+        <w:spacing w:before="280" w:after="120"/>
       </w:pPr>
       <w:r>
         <w:rPr>
@@ -33360,8 +33286,7 @@
     <w:p>
       <w:pPr>
         <w:pStyle w:val="Heading2"/>
-        <w:spacing w:before="280" w:after="80"/>
-        <w:keepNext/>
+        <w:spacing w:before="280" w:after="120"/>
       </w:pPr>
       <w:r>
         <w:rPr>
@@ -33614,8 +33539,7 @@
     <w:p>
       <w:pPr>
         <w:pStyle w:val="Heading2"/>
-        <w:spacing w:before="280" w:after="80"/>
-        <w:keepNext/>
+        <w:spacing w:before="280" w:after="120"/>
       </w:pPr>
       <w:r>
         <w:rPr>
@@ -34058,8 +33982,7 @@
     <w:p>
       <w:pPr>
         <w:pStyle w:val="Heading2"/>
-        <w:spacing w:before="280" w:after="80"/>
-        <w:keepNext/>
+        <w:spacing w:before="280" w:after="120"/>
       </w:pPr>
       <w:r>
         <w:rPr>
@@ -34345,8 +34268,7 @@
     <w:p>
       <w:pPr>
         <w:pStyle w:val="Heading2"/>
-        <w:spacing w:before="280" w:after="80"/>
-        <w:keepNext/>
+        <w:spacing w:before="280" w:after="120"/>
       </w:pPr>
       <w:r>
         <w:rPr>
@@ -34833,8 +34755,7 @@
     <w:p>
       <w:pPr>
         <w:pStyle w:val="Heading2"/>
-        <w:spacing w:before="280" w:after="80"/>
-        <w:keepNext/>
+        <w:spacing w:before="280" w:after="120"/>
       </w:pPr>
       <w:r>
         <w:rPr>
@@ -35251,8 +35172,7 @@
     <w:p>
       <w:pPr>
         <w:pStyle w:val="Heading2"/>
-        <w:spacing w:before="280" w:after="80"/>
-        <w:keepNext/>
+        <w:spacing w:before="280" w:after="120"/>
       </w:pPr>
       <w:r>
         <w:rPr>
@@ -35554,8 +35474,7 @@
     <w:p>
       <w:pPr>
         <w:pStyle w:val="Heading2"/>
-        <w:spacing w:before="280" w:after="80"/>
-        <w:keepNext/>
+        <w:spacing w:before="280" w:after="120"/>
       </w:pPr>
       <w:r>
         <w:rPr>
@@ -35881,8 +35800,8 @@
     <w:bookmarkEnd w:id="136"/>
     <w:bookmarkEnd w:id="137"/>
     <w:sectPr>
+      <w:headerReference w:type="default" r:id="rId119"/>
       <w:footerReference w:type="default" r:id="rId9"/>
-      <w:headerReference w:type="default" r:id="rId10"/>
       <w:footnotePr>
         <w:numRestart w:val="eachSect"/>
       </w:footnotePr>
@@ -35901,88 +35820,123 @@
 <w:ftr xmlns:m="http://schemas.openxmlformats.org/officeDocument/2006/math" xmlns:mc="http://schemas.openxmlformats.org/markup-compatibility/2006" xmlns:mo="http://schemas.microsoft.com/office/mac/office/2008/main" xmlns:mv="urn:schemas-microsoft-com:mac:vml" xmlns:o="urn:schemas-microsoft-com:office:office" xmlns:r="http://schemas.openxmlformats.org/officeDocument/2006/relationships" xmlns:v="urn:schemas-microsoft-com:vml" xmlns:w10="urn:schemas-microsoft-com:office:word" xmlns:w14="http://schemas.microsoft.com/office/word/2010/wordml" xmlns:w="http://schemas.openxmlformats.org/wordprocessingml/2006/main" xmlns:wne="http://schemas.microsoft.com/office/word/2006/wordml" xmlns:wp14="http://schemas.microsoft.com/office/word/2010/wordprocessingDrawing" xmlns:wp="http://schemas.openxmlformats.org/drawingml/2006/wordprocessingDrawing" xmlns:wpc="http://schemas.microsoft.com/office/word/2010/wordprocessingCanvas" xmlns:wpg="http://schemas.microsoft.com/office/word/2010/wordprocessingGroup" xmlns:wpi="http://schemas.microsoft.com/office/word/2010/wordprocessingInk" xmlns:wps="http://schemas.microsoft.com/office/word/2010/wordprocessingShape" mc:Ignorable="w14 wp14">
   <w:p>
     <w:pPr>
+      <w:pStyle w:val="Footer"/>
       <w:jc w:val="center"/>
     </w:pPr>
     <w:r>
       <w:rPr>
+        <w:rFonts w:ascii="Times New Roman" w:hAnsi="Times New Roman" w:eastAsia="Times New Roman" w:cs="Times New Roman"/>
+        <w:b w:val="0"/>
         <w:color w:val="000000"/>
-        <w:sz w:val="18"/>
+        <w:sz w:val="20"/>
       </w:rPr>
       <w:t xml:space="preserve">第 </w:t>
     </w:r>
     <w:r>
       <w:rPr>
+        <w:rFonts w:ascii="Times New Roman" w:hAnsi="Times New Roman" w:eastAsia="Times New Roman" w:cs="Times New Roman"/>
+        <w:b w:val="0"/>
         <w:color w:val="000000"/>
-        <w:sz w:val="18"/>
+        <w:sz w:val="20"/>
       </w:rPr>
       <w:fldChar w:fldCharType="begin"/>
     </w:r>
     <w:r>
       <w:rPr>
-        <w:sz w:val="18"/>
+        <w:rFonts w:ascii="Times New Roman" w:hAnsi="Times New Roman" w:eastAsia="Times New Roman" w:cs="Times New Roman"/>
+        <w:b w:val="0"/>
+        <w:color w:val="000000"/>
+        <w:sz w:val="20"/>
       </w:rPr>
       <w:instrText xml:space="preserve"> PAGE </w:instrText>
     </w:r>
     <w:r>
       <w:rPr>
-        <w:sz w:val="18"/>
+        <w:rFonts w:ascii="Times New Roman" w:hAnsi="Times New Roman" w:eastAsia="Times New Roman" w:cs="Times New Roman"/>
+        <w:b w:val="0"/>
+        <w:color w:val="000000"/>
+        <w:sz w:val="20"/>
       </w:rPr>
       <w:fldChar w:fldCharType="separate"/>
     </w:r>
     <w:r>
       <w:rPr>
-        <w:sz w:val="18"/>
+        <w:rFonts w:ascii="Times New Roman" w:hAnsi="Times New Roman" w:eastAsia="Times New Roman" w:cs="Times New Roman"/>
+        <w:b w:val="0"/>
+        <w:color w:val="000000"/>
+        <w:sz w:val="20"/>
       </w:rPr>
       <w:t>1</w:t>
     </w:r>
     <w:r>
       <w:rPr>
-        <w:sz w:val="18"/>
+        <w:rFonts w:ascii="Times New Roman" w:hAnsi="Times New Roman" w:eastAsia="Times New Roman" w:cs="Times New Roman"/>
+        <w:b w:val="0"/>
+        <w:color w:val="000000"/>
+        <w:sz w:val="20"/>
       </w:rPr>
       <w:fldChar w:fldCharType="end"/>
     </w:r>
     <w:r>
       <w:rPr>
+        <w:rFonts w:ascii="Times New Roman" w:hAnsi="Times New Roman" w:eastAsia="Times New Roman" w:cs="Times New Roman"/>
+        <w:b w:val="0"/>
         <w:color w:val="000000"/>
-        <w:sz w:val="18"/>
+        <w:sz w:val="20"/>
       </w:rPr>
       <w:t xml:space="preserve"> 页 / 共 </w:t>
     </w:r>
     <w:r>
       <w:rPr>
+        <w:rFonts w:ascii="Times New Roman" w:hAnsi="Times New Roman" w:eastAsia="Times New Roman" w:cs="Times New Roman"/>
+        <w:b w:val="0"/>
         <w:color w:val="000000"/>
-        <w:sz w:val="18"/>
+        <w:sz w:val="20"/>
       </w:rPr>
       <w:fldChar w:fldCharType="begin"/>
     </w:r>
     <w:r>
       <w:rPr>
-        <w:sz w:val="18"/>
+        <w:rFonts w:ascii="Times New Roman" w:hAnsi="Times New Roman" w:eastAsia="Times New Roman" w:cs="Times New Roman"/>
+        <w:b w:val="0"/>
+        <w:color w:val="000000"/>
+        <w:sz w:val="20"/>
       </w:rPr>
       <w:instrText xml:space="preserve"> NUMPAGES </w:instrText>
     </w:r>
     <w:r>
       <w:rPr>
-        <w:sz w:val="18"/>
+        <w:rFonts w:ascii="Times New Roman" w:hAnsi="Times New Roman" w:eastAsia="Times New Roman" w:cs="Times New Roman"/>
+        <w:b w:val="0"/>
+        <w:color w:val="000000"/>
+        <w:sz w:val="20"/>
       </w:rPr>
       <w:fldChar w:fldCharType="separate"/>
     </w:r>
     <w:r>
       <w:rPr>
-        <w:sz w:val="18"/>
+        <w:rFonts w:ascii="Times New Roman" w:hAnsi="Times New Roman" w:eastAsia="Times New Roman" w:cs="Times New Roman"/>
+        <w:b w:val="0"/>
+        <w:color w:val="000000"/>
+        <w:sz w:val="20"/>
       </w:rPr>
       <w:t>1</w:t>
     </w:r>
     <w:r>
       <w:rPr>
-        <w:sz w:val="18"/>
+        <w:rFonts w:ascii="Times New Roman" w:hAnsi="Times New Roman" w:eastAsia="Times New Roman" w:cs="Times New Roman"/>
+        <w:b w:val="0"/>
+        <w:color w:val="000000"/>
+        <w:sz w:val="20"/>
       </w:rPr>
       <w:fldChar w:fldCharType="end"/>
     </w:r>
     <w:r>
       <w:rPr>
+        <w:rFonts w:ascii="Times New Roman" w:hAnsi="Times New Roman" w:eastAsia="Times New Roman" w:cs="Times New Roman"/>
+        <w:b w:val="0"/>
         <w:color w:val="000000"/>
-        <w:sz w:val="18"/>
+        <w:sz w:val="20"/>
       </w:rPr>
       <w:t xml:space="preserve"> 页</w:t>
     </w:r>
@@ -36020,10 +35974,12 @@
     </w:pPr>
     <w:r>
       <w:rPr>
+        <w:rFonts w:ascii="Times New Roman" w:hAnsi="Times New Roman" w:eastAsia="Times New Roman" w:cs="Times New Roman"/>
+        <w:b w:val="0"/>
         <w:color w:val="000000"/>
         <w:sz w:val="18"/>
       </w:rPr>
-      <w:t>第三篇 有机化学 · 第7章 金属有机与偶联反应-学生版</w:t>
+      <w:t xml:space="preserve">第 7 章 金属有机与偶联反应</w:t>
     </w:r>
   </w:p>
 </w:hdr>
@@ -36887,7 +36843,7 @@
     <ns0:rPr>
       <ns0:rFonts ns0:ascii="Times New Roman" ns0:cs="Times New Roman" ns0:eastAsia="SimHei" ns0:hAnsi="Times New Roman"/>
       <ns0:b/>
-      <ns0:color ns0:val="17324D"/>
+      <ns0:color ns0:val="000000"/>
       <ns0:sz ns0:val="44"/>
       <ns0:szCs ns0:val="56"/>
     </ns0:rPr>
@@ -37029,7 +36985,7 @@
     <ns0:rPr>
       <ns0:rFonts ns0:ascii="Times New Roman" ns0:cs="Times New Roman" ns0:eastAsia="SimHei" ns0:hAnsi="Times New Roman"/>
       <ns0:b/>
-      <ns0:color ns0:val="17324D"/>
+      <ns0:color ns0:val="000000"/>
       <ns0:sz ns0:val="32"/>
       <ns0:szCs ns0:val="40"/>
     </ns0:rPr>
@@ -37053,7 +37009,7 @@
     <ns0:rPr>
       <ns0:rFonts ns0:ascii="Times New Roman" ns0:cs="Times New Roman" ns0:eastAsia="SimHei" ns0:hAnsi="Times New Roman"/>
       <ns0:b/>
-      <ns0:color ns0:val="17324D"/>
+      <ns0:color ns0:val="000000"/>
       <ns0:sz ns0:val="28"/>
       <ns0:szCs ns0:val="32"/>
     </ns0:rPr>
@@ -37077,7 +37033,7 @@
     <ns0:rPr>
       <ns0:rFonts ns0:ascii="Times New Roman" ns0:cs="Times New Roman" ns0:eastAsia="SimHei" ns0:hAnsi="Times New Roman"/>
       <ns0:b/>
-      <ns0:color ns0:val="17324D"/>
+      <ns0:color ns0:val="000000"/>
       <ns0:sz ns0:val="25"/>
       <ns0:szCs ns0:val="28"/>
     </ns0:rPr>
@@ -37553,7 +37509,7 @@
     <w:rPr>
       <w:rFonts w:ascii="Times New Roman" w:hAnsi="Times New Roman" w:eastAsia="FangSong" w:cs="Times New Roman"/>
       <w:b/>
-      <w:color w:val="000000"/>
+      <w:color w:val="007020"/>
     </w:rPr>
   </w:style>
   <w:style w:type="character" w:customStyle="1" w:styleId="DataTypeTok">
@@ -37561,7 +37517,7 @@
     <w:basedOn w:val="VerbatimChar"/>
     <w:rPr>
       <w:rFonts w:ascii="Times New Roman" w:hAnsi="Times New Roman" w:eastAsia="FangSong" w:cs="Times New Roman"/>
-      <w:color w:val="000000"/>
+      <w:color w:val="902000"/>
     </w:rPr>
   </w:style>
   <w:style w:type="character" w:customStyle="1" w:styleId="DecValTok">
@@ -37569,7 +37525,7 @@
     <w:basedOn w:val="VerbatimChar"/>
     <w:rPr>
       <w:rFonts w:ascii="Times New Roman" w:hAnsi="Times New Roman" w:eastAsia="FangSong" w:cs="Times New Roman"/>
-      <w:color w:val="000000"/>
+      <w:color w:val="40a070"/>
     </w:rPr>
   </w:style>
   <w:style w:type="character" w:customStyle="1" w:styleId="BaseNTok">
@@ -37577,7 +37533,7 @@
     <w:basedOn w:val="VerbatimChar"/>
     <w:rPr>
       <w:rFonts w:ascii="Times New Roman" w:hAnsi="Times New Roman" w:eastAsia="FangSong" w:cs="Times New Roman"/>
-      <w:color w:val="000000"/>
+      <w:color w:val="40a070"/>
     </w:rPr>
   </w:style>
   <w:style w:type="character" w:customStyle="1" w:styleId="FloatTok">
@@ -37585,7 +37541,7 @@
     <w:basedOn w:val="VerbatimChar"/>
     <w:rPr>
       <w:rFonts w:ascii="Times New Roman" w:hAnsi="Times New Roman" w:eastAsia="FangSong" w:cs="Times New Roman"/>
-      <w:color w:val="000000"/>
+      <w:color w:val="40a070"/>
     </w:rPr>
   </w:style>
   <w:style w:type="character" w:customStyle="1" w:styleId="ConstantTok">
@@ -37593,7 +37549,7 @@
     <w:basedOn w:val="VerbatimChar"/>
     <w:rPr>
       <w:rFonts w:ascii="Times New Roman" w:hAnsi="Times New Roman" w:eastAsia="FangSong" w:cs="Times New Roman"/>
-      <w:color w:val="000000"/>
+      <w:color w:val="880000"/>
     </w:rPr>
   </w:style>
   <w:style w:type="character" w:customStyle="1" w:styleId="CharTok">
@@ -37601,7 +37557,7 @@
     <w:basedOn w:val="VerbatimChar"/>
     <w:rPr>
       <w:rFonts w:ascii="Times New Roman" w:hAnsi="Times New Roman" w:eastAsia="FangSong" w:cs="Times New Roman"/>
-      <w:color w:val="000000"/>
+      <w:color w:val="4070a0"/>
     </w:rPr>
   </w:style>
   <w:style w:type="character" w:customStyle="1" w:styleId="SpecialCharTok">
@@ -37609,7 +37565,7 @@
     <w:basedOn w:val="VerbatimChar"/>
     <w:rPr>
       <w:rFonts w:ascii="Times New Roman" w:hAnsi="Times New Roman" w:eastAsia="FangSong" w:cs="Times New Roman"/>
-      <w:color w:val="000000"/>
+      <w:color w:val="4070a0"/>
     </w:rPr>
   </w:style>
   <w:style w:type="character" w:customStyle="1" w:styleId="StringTok">
@@ -37617,7 +37573,7 @@
     <w:basedOn w:val="VerbatimChar"/>
     <w:rPr>
       <w:rFonts w:ascii="Times New Roman" w:hAnsi="Times New Roman" w:eastAsia="FangSong" w:cs="Times New Roman"/>
-      <w:color w:val="000000"/>
+      <w:color w:val="4070a0"/>
     </w:rPr>
   </w:style>
   <w:style w:type="character" w:customStyle="1" w:styleId="VerbatimStringTok">
@@ -37625,7 +37581,7 @@
     <w:basedOn w:val="VerbatimChar"/>
     <w:rPr>
       <w:rFonts w:ascii="Times New Roman" w:hAnsi="Times New Roman" w:eastAsia="FangSong" w:cs="Times New Roman"/>
-      <w:color w:val="000000"/>
+      <w:color w:val="4070a0"/>
     </w:rPr>
   </w:style>
   <w:style w:type="character" w:customStyle="1" w:styleId="SpecialStringTok">
@@ -37633,7 +37589,7 @@
     <w:basedOn w:val="VerbatimChar"/>
     <w:rPr>
       <w:rFonts w:ascii="Times New Roman" w:hAnsi="Times New Roman" w:eastAsia="FangSong" w:cs="Times New Roman"/>
-      <w:color w:val="000000"/>
+      <w:color w:val="bb6688"/>
     </w:rPr>
   </w:style>
   <w:style w:type="character" w:customStyle="1" w:styleId="ImportTok">
@@ -37642,7 +37598,7 @@
     <w:rPr>
       <w:rFonts w:ascii="Times New Roman" w:hAnsi="Times New Roman" w:eastAsia="FangSong" w:cs="Times New Roman"/>
       <w:b/>
-      <w:color w:val="000000"/>
+      <w:color w:val="008000"/>
     </w:rPr>
   </w:style>
   <w:style w:type="character" w:customStyle="1" w:styleId="CommentTok">
@@ -37651,7 +37607,7 @@
     <w:rPr>
       <w:rFonts w:ascii="Times New Roman" w:hAnsi="Times New Roman" w:eastAsia="FangSong" w:cs="Times New Roman"/>
       <w:i/>
-      <w:color w:val="000000"/>
+      <w:color w:val="60a0b0"/>
     </w:rPr>
   </w:style>
   <w:style w:type="character" w:customStyle="1" w:styleId="DocumentationTok">
@@ -37660,7 +37616,7 @@
     <w:rPr>
       <w:rFonts w:ascii="Times New Roman" w:hAnsi="Times New Roman" w:eastAsia="FangSong" w:cs="Times New Roman"/>
       <w:i/>
-      <w:color w:val="000000"/>
+      <w:color w:val="ba2121"/>
     </w:rPr>
   </w:style>
   <w:style w:type="character" w:customStyle="1" w:styleId="AnnotationTok">
@@ -37670,7 +37626,7 @@
       <w:rFonts w:ascii="Times New Roman" w:hAnsi="Times New Roman" w:eastAsia="FangSong" w:cs="Times New Roman"/>
       <w:b/>
       <w:i/>
-      <w:color w:val="000000"/>
+      <w:color w:val="60a0b0"/>
     </w:rPr>
   </w:style>
   <w:style w:type="character" w:customStyle="1" w:styleId="CommentVarTok">
@@ -37680,7 +37636,7 @@
       <w:rFonts w:ascii="Times New Roman" w:hAnsi="Times New Roman" w:eastAsia="FangSong" w:cs="Times New Roman"/>
       <w:b/>
       <w:i/>
-      <w:color w:val="000000"/>
+      <w:color w:val="60a0b0"/>
     </w:rPr>
   </w:style>
   <w:style w:type="character" w:customStyle="1" w:styleId="OtherTok">
@@ -37688,7 +37644,7 @@
     <w:basedOn w:val="VerbatimChar"/>
     <w:rPr>
       <w:rFonts w:ascii="Times New Roman" w:hAnsi="Times New Roman" w:eastAsia="FangSong" w:cs="Times New Roman"/>
-      <w:color w:val="000000"/>
+      <w:color w:val="007020"/>
     </w:rPr>
   </w:style>
   <w:style w:type="character" w:customStyle="1" w:styleId="FunctionTok">
@@ -37696,7 +37652,7 @@
     <w:basedOn w:val="VerbatimChar"/>
     <w:rPr>
       <w:rFonts w:ascii="Times New Roman" w:hAnsi="Times New Roman" w:eastAsia="FangSong" w:cs="Times New Roman"/>
-      <w:color w:val="000000"/>
+      <w:color w:val="06287e"/>
     </w:rPr>
   </w:style>
   <w:style w:type="character" w:customStyle="1" w:styleId="VariableTok">
@@ -37704,7 +37660,7 @@
     <w:basedOn w:val="VerbatimChar"/>
     <w:rPr>
       <w:rFonts w:ascii="Times New Roman" w:hAnsi="Times New Roman" w:eastAsia="FangSong" w:cs="Times New Roman"/>
-      <w:color w:val="000000"/>
+      <w:color w:val="19177c"/>
     </w:rPr>
   </w:style>
   <w:style w:type="character" w:customStyle="1" w:styleId="ControlFlowTok">
@@ -37713,7 +37669,7 @@
     <w:rPr>
       <w:rFonts w:ascii="Times New Roman" w:hAnsi="Times New Roman" w:eastAsia="FangSong" w:cs="Times New Roman"/>
       <w:b/>
-      <w:color w:val="000000"/>
+      <w:color w:val="007020"/>
     </w:rPr>
   </w:style>
   <w:style w:type="character" w:customStyle="1" w:styleId="OperatorTok">
@@ -37721,7 +37677,7 @@
     <w:basedOn w:val="VerbatimChar"/>
     <w:rPr>
       <w:rFonts w:ascii="Times New Roman" w:hAnsi="Times New Roman" w:eastAsia="FangSong" w:cs="Times New Roman"/>
-      <w:color w:val="000000"/>
+      <w:color w:val="666666"/>
     </w:rPr>
   </w:style>
   <w:style w:type="character" w:customStyle="1" w:styleId="BuiltInTok">
@@ -37729,7 +37685,7 @@
     <w:basedOn w:val="VerbatimChar"/>
     <w:rPr>
       <w:rFonts w:ascii="Times New Roman" w:hAnsi="Times New Roman" w:eastAsia="FangSong" w:cs="Times New Roman"/>
-      <w:color w:val="000000"/>
+      <w:color w:val="008000"/>
     </w:rPr>
   </w:style>
   <w:style w:type="character" w:customStyle="1" w:styleId="ExtensionTok">
@@ -37744,7 +37700,7 @@
     <w:basedOn w:val="VerbatimChar"/>
     <w:rPr>
       <w:rFonts w:ascii="Times New Roman" w:hAnsi="Times New Roman" w:eastAsia="FangSong" w:cs="Times New Roman"/>
-      <w:color w:val="000000"/>
+      <w:color w:val="bc7a00"/>
     </w:rPr>
   </w:style>
   <w:style w:type="character" w:customStyle="1" w:styleId="AttributeTok">
@@ -37752,7 +37708,7 @@
     <w:basedOn w:val="VerbatimChar"/>
     <w:rPr>
       <w:rFonts w:ascii="Times New Roman" w:hAnsi="Times New Roman" w:eastAsia="FangSong" w:cs="Times New Roman"/>
-      <w:color w:val="000000"/>
+      <w:color w:val="7d9029"/>
     </w:rPr>
   </w:style>
   <w:style w:type="character" w:customStyle="1" w:styleId="RegionMarkerTok">
@@ -37769,7 +37725,7 @@
       <w:rFonts w:ascii="Times New Roman" w:hAnsi="Times New Roman" w:eastAsia="FangSong" w:cs="Times New Roman"/>
       <w:b/>
       <w:i/>
-      <w:color w:val="000000"/>
+      <w:color w:val="60a0b0"/>
     </w:rPr>
   </w:style>
   <w:style w:type="character" w:customStyle="1" w:styleId="WarningTok">
@@ -37779,7 +37735,7 @@
       <w:rFonts w:ascii="Times New Roman" w:hAnsi="Times New Roman" w:eastAsia="FangSong" w:cs="Times New Roman"/>
       <w:b/>
       <w:i/>
-      <w:color w:val="000000"/>
+      <w:color w:val="60a0b0"/>
     </w:rPr>
   </w:style>
   <w:style w:type="character" w:customStyle="1" w:styleId="AlertTok">
@@ -37788,7 +37744,7 @@
     <w:rPr>
       <w:rFonts w:ascii="Times New Roman" w:hAnsi="Times New Roman" w:eastAsia="FangSong" w:cs="Times New Roman"/>
       <w:b/>
-      <w:color w:val="000000"/>
+      <w:color w:val="ff0000"/>
     </w:rPr>
   </w:style>
   <w:style w:type="character" w:customStyle="1" w:styleId="ErrorTok">
@@ -37797,7 +37753,7 @@
     <w:rPr>
       <w:rFonts w:ascii="Times New Roman" w:hAnsi="Times New Roman" w:eastAsia="FangSong" w:cs="Times New Roman"/>
       <w:b/>
-      <w:color w:val="000000"/>
+      <w:color w:val="ff0000"/>
     </w:rPr>
   </w:style>
   <w:style w:type="character" w:customStyle="1" w:styleId="NormalTok">

--- a/00-首页/题组Word/习题书/第三篇-有机化学/7-金属有机与偶联反应-学生版-打印版.docx
+++ b/00-首页/题组Word/习题书/第三篇-有机化学/7-金属有机与偶联反应-学生版-打印版.docx
@@ -27608,7 +27608,7 @@
         <m:sSup>
           <m:e>
             <m:r>
-              <m:t>​</m:t>
+              <m:t xml:space="preserve"> </m:t>
             </m:r>
           </m:e>
           <m:sup>
@@ -27788,7 +27788,7 @@
               <m:sSup>
                 <m:e>
                   <m:r>
-                    <m:t>​</m:t>
+                    <m:t xml:space="preserve"> </m:t>
                   </m:r>
                 </m:e>
                 <m:sup>

--- a/00-首页/题组Word/习题书/第三篇-有机化学/7-金属有机与偶联反应-学生版-打印版.docx
+++ b/00-首页/题组Word/习题书/第三篇-有机化学/7-金属有机与偶联反应-学生版-打印版.docx
@@ -12906,6 +12906,14 @@
       <w:tblPr>
         <w:tblStyle w:val="Table"/>
         <w:tblW w:type="auto" w:w="0"/>
+        <w:tblBorders>
+          <w:top w:val="single" w:sz="12" w:space="0" w:color="000000"/>
+          <w:left w:val="none" w:sz="0" w:space="0" w:color="auto"/>
+          <w:bottom w:val="single" w:sz="12" w:space="0" w:color="000000"/>
+          <w:right w:val="none" w:sz="0" w:space="0" w:color="auto"/>
+          <w:insideH w:val="none" w:sz="0" w:space="0" w:color="auto"/>
+          <w:insideV w:val="none" w:sz="0" w:space="0" w:color="auto"/>
+        </w:tblBorders>
         <w:tblLook w:firstRow="1" w:lastRow="0" w:firstColumn="0" w:lastColumn="0" w:noHBand="0" w:noVBand="0" w:val="0020"/>
       </w:tblPr>
       <w:tblGrid>
@@ -12920,7 +12928,11 @@
           <w:tblHeader w:val="on"/>
         </w:trPr>
         <w:tc>
-          <w:tcPr/>
+          <w:tcPr>
+            <w:tcBorders>
+              <w:bottom w:val="single" w:sz="8" w:space="0" w:color="000000"/>
+            </w:tcBorders>
+          </w:tcPr>
           <w:p>
             <w:pPr>
               <w:pStyle w:val="Compact"/>
@@ -12936,7 +12948,11 @@
           </w:p>
         </w:tc>
         <w:tc>
-          <w:tcPr/>
+          <w:tcPr>
+            <w:tcBorders>
+              <w:bottom w:val="single" w:sz="8" w:space="0" w:color="000000"/>
+            </w:tcBorders>
+          </w:tcPr>
           <w:p>
             <w:pPr>
               <w:pStyle w:val="Compact"/>
@@ -12967,7 +12983,11 @@
           </w:p>
         </w:tc>
         <w:tc>
-          <w:tcPr/>
+          <w:tcPr>
+            <w:tcBorders>
+              <w:bottom w:val="single" w:sz="8" w:space="0" w:color="000000"/>
+            </w:tcBorders>
+          </w:tcPr>
           <w:p>
             <w:pPr>
               <w:pStyle w:val="Compact"/>
@@ -12983,7 +13003,11 @@
           </w:p>
         </w:tc>
         <w:tc>
-          <w:tcPr/>
+          <w:tcPr>
+            <w:tcBorders>
+              <w:bottom w:val="single" w:sz="8" w:space="0" w:color="000000"/>
+            </w:tcBorders>
+          </w:tcPr>
           <w:p>
             <w:pPr>
               <w:pStyle w:val="Compact"/>
@@ -12999,7 +13023,11 @@
           </w:p>
         </w:tc>
         <w:tc>
-          <w:tcPr/>
+          <w:tcPr>
+            <w:tcBorders>
+              <w:bottom w:val="single" w:sz="8" w:space="0" w:color="000000"/>
+            </w:tcBorders>
+          </w:tcPr>
           <w:p>
             <w:pPr>
               <w:pStyle w:val="Compact"/>
@@ -16405,6 +16433,14 @@
       <w:tblPr>
         <w:tblStyle w:val="Table"/>
         <w:tblW w:type="auto" w:w="0"/>
+        <w:tblBorders>
+          <w:top w:val="single" w:sz="12" w:space="0" w:color="000000"/>
+          <w:left w:val="none" w:sz="0" w:space="0" w:color="auto"/>
+          <w:bottom w:val="single" w:sz="12" w:space="0" w:color="000000"/>
+          <w:right w:val="none" w:sz="0" w:space="0" w:color="auto"/>
+          <w:insideH w:val="none" w:sz="0" w:space="0" w:color="auto"/>
+          <w:insideV w:val="none" w:sz="0" w:space="0" w:color="auto"/>
+        </w:tblBorders>
         <w:tblLook w:firstRow="1" w:lastRow="0" w:firstColumn="0" w:lastColumn="0" w:noHBand="0" w:noVBand="0" w:val="0020"/>
       </w:tblPr>
       <w:tblGrid>
@@ -16421,7 +16457,11 @@
           <w:tblHeader w:val="on"/>
         </w:trPr>
         <w:tc>
-          <w:tcPr/>
+          <w:tcPr>
+            <w:tcBorders>
+              <w:bottom w:val="single" w:sz="8" w:space="0" w:color="000000"/>
+            </w:tcBorders>
+          </w:tcPr>
           <w:p>
             <w:pPr>
               <w:pStyle w:val="Compact"/>
@@ -16437,7 +16477,11 @@
           </w:p>
         </w:tc>
         <w:tc>
-          <w:tcPr/>
+          <w:tcPr>
+            <w:tcBorders>
+              <w:bottom w:val="single" w:sz="8" w:space="0" w:color="000000"/>
+            </w:tcBorders>
+          </w:tcPr>
           <w:p>
             <w:pPr>
               <w:pStyle w:val="Compact"/>
@@ -16453,7 +16497,11 @@
           </w:p>
         </w:tc>
         <w:tc>
-          <w:tcPr/>
+          <w:tcPr>
+            <w:tcBorders>
+              <w:bottom w:val="single" w:sz="8" w:space="0" w:color="000000"/>
+            </w:tcBorders>
+          </w:tcPr>
           <w:p>
             <w:pPr>
               <w:pStyle w:val="Compact"/>
@@ -16469,7 +16517,11 @@
           </w:p>
         </w:tc>
         <w:tc>
-          <w:tcPr/>
+          <w:tcPr>
+            <w:tcBorders>
+              <w:bottom w:val="single" w:sz="8" w:space="0" w:color="000000"/>
+            </w:tcBorders>
+          </w:tcPr>
           <w:p>
             <w:pPr>
               <w:pStyle w:val="Compact"/>
@@ -16485,7 +16537,11 @@
           </w:p>
         </w:tc>
         <w:tc>
-          <w:tcPr/>
+          <w:tcPr>
+            <w:tcBorders>
+              <w:bottom w:val="single" w:sz="8" w:space="0" w:color="000000"/>
+            </w:tcBorders>
+          </w:tcPr>
           <w:p>
             <w:pPr>
               <w:pStyle w:val="Compact"/>
@@ -16501,7 +16557,11 @@
           </w:p>
         </w:tc>
         <w:tc>
-          <w:tcPr/>
+          <w:tcPr>
+            <w:tcBorders>
+              <w:bottom w:val="single" w:sz="8" w:space="0" w:color="000000"/>
+            </w:tcBorders>
+          </w:tcPr>
           <w:p>
             <w:pPr>
               <w:pStyle w:val="Compact"/>
@@ -16517,7 +16577,11 @@
           </w:p>
         </w:tc>
         <w:tc>
-          <w:tcPr/>
+          <w:tcPr>
+            <w:tcBorders>
+              <w:bottom w:val="single" w:sz="8" w:space="0" w:color="000000"/>
+            </w:tcBorders>
+          </w:tcPr>
           <w:p>
             <w:pPr>
               <w:pStyle w:val="Compact"/>
@@ -25314,6 +25378,7 @@
     <w:p>
       <w:pPr>
         <w:pStyle w:val="BodyText"/>
+        <w:spacing w:before="0" w:after="0"/>
       </w:pPr>
       <w:r>
         <w:rPr>
@@ -27765,6 +27830,14 @@
       <w:tblPr>
         <w:tblStyle w:val="Table"/>
         <w:tblW w:type="auto" w:w="0"/>
+        <w:tblBorders>
+          <w:top w:val="single" w:sz="12" w:space="0" w:color="000000"/>
+          <w:left w:val="none" w:sz="0" w:space="0" w:color="auto"/>
+          <w:bottom w:val="single" w:sz="12" w:space="0" w:color="000000"/>
+          <w:right w:val="none" w:sz="0" w:space="0" w:color="auto"/>
+          <w:insideH w:val="none" w:sz="0" w:space="0" w:color="auto"/>
+          <w:insideV w:val="none" w:sz="0" w:space="0" w:color="auto"/>
+        </w:tblBorders>
         <w:tblLook w:firstRow="1" w:lastRow="0" w:firstColumn="0" w:lastColumn="0" w:noHBand="0" w:noVBand="0" w:val="0020"/>
       </w:tblPr>
       <w:tblGrid>
@@ -27778,7 +27851,11 @@
           <w:tblHeader w:val="on"/>
         </w:trPr>
         <w:tc>
-          <w:tcPr/>
+          <w:tcPr>
+            <w:tcBorders>
+              <w:bottom w:val="single" w:sz="8" w:space="0" w:color="000000"/>
+            </w:tcBorders>
+          </w:tcPr>
           <w:p>
             <w:pPr>
               <w:pStyle w:val="Compact"/>
@@ -27815,7 +27892,11 @@
           </w:p>
         </w:tc>
         <w:tc>
-          <w:tcPr/>
+          <w:tcPr>
+            <w:tcBorders>
+              <w:bottom w:val="single" w:sz="8" w:space="0" w:color="000000"/>
+            </w:tcBorders>
+          </w:tcPr>
           <w:p>
             <w:pPr>
               <w:pStyle w:val="Compact"/>
@@ -27893,7 +27974,11 @@
           </w:p>
         </w:tc>
         <w:tc>
-          <w:tcPr/>
+          <w:tcPr>
+            <w:tcBorders>
+              <w:bottom w:val="single" w:sz="8" w:space="0" w:color="000000"/>
+            </w:tcBorders>
+          </w:tcPr>
           <w:p>
             <w:pPr>
               <w:pStyle w:val="Compact"/>
@@ -27909,7 +27994,11 @@
           </w:p>
         </w:tc>
         <w:tc>
-          <w:tcPr/>
+          <w:tcPr>
+            <w:tcBorders>
+              <w:bottom w:val="single" w:sz="8" w:space="0" w:color="000000"/>
+            </w:tcBorders>
+          </w:tcPr>
           <w:p>
             <w:pPr>
               <w:pStyle w:val="Compact"/>
@@ -35800,7 +35889,6 @@
     <w:bookmarkEnd w:id="136"/>
     <w:bookmarkEnd w:id="137"/>
     <w:sectPr>
-      <w:headerReference w:type="default" r:id="rId119"/>
       <w:footerReference w:type="default" r:id="rId9"/>
       <w:footnotePr>
         <w:numRestart w:val="eachSect"/>
@@ -35827,16 +35915,6 @@
       <w:rPr>
         <w:rFonts w:ascii="Times New Roman" w:hAnsi="Times New Roman" w:eastAsia="Times New Roman" w:cs="Times New Roman"/>
         <w:b w:val="0"/>
-        <w:color w:val="000000"/>
-        <w:sz w:val="20"/>
-      </w:rPr>
-      <w:t xml:space="preserve">第 </w:t>
-    </w:r>
-    <w:r>
-      <w:rPr>
-        <w:rFonts w:ascii="Times New Roman" w:hAnsi="Times New Roman" w:eastAsia="Times New Roman" w:cs="Times New Roman"/>
-        <w:b w:val="0"/>
-        <w:color w:val="000000"/>
         <w:sz w:val="20"/>
       </w:rPr>
       <w:fldChar w:fldCharType="begin"/>
@@ -35845,7 +35923,6 @@
       <w:rPr>
         <w:rFonts w:ascii="Times New Roman" w:hAnsi="Times New Roman" w:eastAsia="Times New Roman" w:cs="Times New Roman"/>
         <w:b w:val="0"/>
-        <w:color w:val="000000"/>
         <w:sz w:val="20"/>
       </w:rPr>
       <w:instrText xml:space="preserve"> PAGE </w:instrText>
@@ -35854,91 +35931,9 @@
       <w:rPr>
         <w:rFonts w:ascii="Times New Roman" w:hAnsi="Times New Roman" w:eastAsia="Times New Roman" w:cs="Times New Roman"/>
         <w:b w:val="0"/>
-        <w:color w:val="000000"/>
-        <w:sz w:val="20"/>
-      </w:rPr>
-      <w:fldChar w:fldCharType="separate"/>
-    </w:r>
-    <w:r>
-      <w:rPr>
-        <w:rFonts w:ascii="Times New Roman" w:hAnsi="Times New Roman" w:eastAsia="Times New Roman" w:cs="Times New Roman"/>
-        <w:b w:val="0"/>
-        <w:color w:val="000000"/>
-        <w:sz w:val="20"/>
-      </w:rPr>
-      <w:t>1</w:t>
-    </w:r>
-    <w:r>
-      <w:rPr>
-        <w:rFonts w:ascii="Times New Roman" w:hAnsi="Times New Roman" w:eastAsia="Times New Roman" w:cs="Times New Roman"/>
-        <w:b w:val="0"/>
-        <w:color w:val="000000"/>
         <w:sz w:val="20"/>
       </w:rPr>
       <w:fldChar w:fldCharType="end"/>
-    </w:r>
-    <w:r>
-      <w:rPr>
-        <w:rFonts w:ascii="Times New Roman" w:hAnsi="Times New Roman" w:eastAsia="Times New Roman" w:cs="Times New Roman"/>
-        <w:b w:val="0"/>
-        <w:color w:val="000000"/>
-        <w:sz w:val="20"/>
-      </w:rPr>
-      <w:t xml:space="preserve"> 页 / 共 </w:t>
-    </w:r>
-    <w:r>
-      <w:rPr>
-        <w:rFonts w:ascii="Times New Roman" w:hAnsi="Times New Roman" w:eastAsia="Times New Roman" w:cs="Times New Roman"/>
-        <w:b w:val="0"/>
-        <w:color w:val="000000"/>
-        <w:sz w:val="20"/>
-      </w:rPr>
-      <w:fldChar w:fldCharType="begin"/>
-    </w:r>
-    <w:r>
-      <w:rPr>
-        <w:rFonts w:ascii="Times New Roman" w:hAnsi="Times New Roman" w:eastAsia="Times New Roman" w:cs="Times New Roman"/>
-        <w:b w:val="0"/>
-        <w:color w:val="000000"/>
-        <w:sz w:val="20"/>
-      </w:rPr>
-      <w:instrText xml:space="preserve"> NUMPAGES </w:instrText>
-    </w:r>
-    <w:r>
-      <w:rPr>
-        <w:rFonts w:ascii="Times New Roman" w:hAnsi="Times New Roman" w:eastAsia="Times New Roman" w:cs="Times New Roman"/>
-        <w:b w:val="0"/>
-        <w:color w:val="000000"/>
-        <w:sz w:val="20"/>
-      </w:rPr>
-      <w:fldChar w:fldCharType="separate"/>
-    </w:r>
-    <w:r>
-      <w:rPr>
-        <w:rFonts w:ascii="Times New Roman" w:hAnsi="Times New Roman" w:eastAsia="Times New Roman" w:cs="Times New Roman"/>
-        <w:b w:val="0"/>
-        <w:color w:val="000000"/>
-        <w:sz w:val="20"/>
-      </w:rPr>
-      <w:t>1</w:t>
-    </w:r>
-    <w:r>
-      <w:rPr>
-        <w:rFonts w:ascii="Times New Roman" w:hAnsi="Times New Roman" w:eastAsia="Times New Roman" w:cs="Times New Roman"/>
-        <w:b w:val="0"/>
-        <w:color w:val="000000"/>
-        <w:sz w:val="20"/>
-      </w:rPr>
-      <w:fldChar w:fldCharType="end"/>
-    </w:r>
-    <w:r>
-      <w:rPr>
-        <w:rFonts w:ascii="Times New Roman" w:hAnsi="Times New Roman" w:eastAsia="Times New Roman" w:cs="Times New Roman"/>
-        <w:b w:val="0"/>
-        <w:color w:val="000000"/>
-        <w:sz w:val="20"/>
-      </w:rPr>
-      <w:t xml:space="preserve"> 页</w:t>
     </w:r>
   </w:p>
 </w:ftr>
@@ -35961,28 +35956,6 @@
     </w:p>
   </w:footnote>
 </w:footnotes>
-</file>
-
-<file path=word/header1.xml><?xml version="1.0" encoding="utf-8"?>
-<w:hdr xmlns:m="http://schemas.openxmlformats.org/officeDocument/2006/math" xmlns:mc="http://schemas.openxmlformats.org/markup-compatibility/2006" xmlns:mo="http://schemas.microsoft.com/office/mac/office/2008/main" xmlns:mv="urn:schemas-microsoft-com:mac:vml" xmlns:o="urn:schemas-microsoft-com:office:office" xmlns:r="http://schemas.openxmlformats.org/officeDocument/2006/relationships" xmlns:v="urn:schemas-microsoft-com:vml" xmlns:w10="urn:schemas-microsoft-com:office:word" xmlns:w14="http://schemas.microsoft.com/office/word/2010/wordml" xmlns:w="http://schemas.openxmlformats.org/wordprocessingml/2006/main" xmlns:wne="http://schemas.microsoft.com/office/word/2006/wordml" xmlns:wp14="http://schemas.microsoft.com/office/word/2010/wordprocessingDrawing" xmlns:wp="http://schemas.openxmlformats.org/drawingml/2006/wordprocessingDrawing" xmlns:wpc="http://schemas.microsoft.com/office/word/2010/wordprocessingCanvas" xmlns:wpg="http://schemas.microsoft.com/office/word/2010/wordprocessingGroup" xmlns:wpi="http://schemas.microsoft.com/office/word/2010/wordprocessingInk" xmlns:wps="http://schemas.microsoft.com/office/word/2010/wordprocessingShape" mc:Ignorable="w14 wp14">
-  <w:p>
-    <w:pPr>
-      <w:jc w:val="right"/>
-      <w:pBdr>
-        <w:bottom w:val="single" w:sz="4" w:space="2" w:color="000000"/>
-      </w:pBdr>
-    </w:pPr>
-    <w:r>
-      <w:rPr>
-        <w:rFonts w:ascii="Times New Roman" w:hAnsi="Times New Roman" w:eastAsia="Times New Roman" w:cs="Times New Roman"/>
-        <w:b w:val="0"/>
-        <w:color w:val="000000"/>
-        <w:sz w:val="18"/>
-      </w:rPr>
-      <w:t xml:space="preserve">第 7 章 金属有机与偶联反应</w:t>
-    </w:r>
-  </w:p>
-</w:hdr>
 </file>
 
 <file path=word/numbering.xml><?xml version="1.0" encoding="utf-8"?>
